--- a/ANSIBLE.docx
+++ b/ANSIBLE.docx
@@ -1873,7 +1873,7 @@
           </mc:Choice>
           <mc:Fallback>
             <w:pict>
-              <v:shape w14:anchorId="0355EC7D" id="Text Box 18" o:spid="_x0000_s1028" type="#_x0000_t202" style="position:absolute;left:0;text-align:left;margin-left:39.3pt;margin-top:8.7pt;width:377.15pt;height:25.45pt;z-index:251680768;visibility:visible;mso-wrap-style:square;mso-width-percent:0;mso-height-percent:0;mso-wrap-distance-left:9pt;mso-wrap-distance-top:0;mso-wrap-distance-right:9pt;mso-wrap-distance-bottom:0;mso-position-horizontal:absolute;mso-position-horizontal-relative:text;mso-position-vertical:absolute;mso-position-vertical-relative:text;mso-width-percent:0;mso-height-percent:0;mso-width-relative:margin;mso-height-relative:margin;v-text-anchor:top" o:gfxdata="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" fillcolor="white [3201]" strokeweight=".5pt">
+              <v:shape w14:anchorId="0355EC7D" id="Text Box 18" o:spid="_x0000_s1028" type="#_x0000_t202" style="position:absolute;left:0;text-align:left;margin-left:39.3pt;margin-top:8.7pt;width:377.15pt;height:25.45pt;z-index:251680768;visibility:visible;mso-wrap-style:square;mso-width-percent:0;mso-height-percent:0;mso-wrap-distance-left:9pt;mso-wrap-distance-top:0;mso-wrap-distance-right:9pt;mso-wrap-distance-bottom:0;mso-position-horizontal:absolute;mso-position-horizontal-relative:text;mso-position-vertical:absolute;mso-position-vertical-relative:text;mso-width-percent:0;mso-height-percent:0;mso-width-relative:margin;mso-height-relative:margin;v-text-anchor:top" o:gfxdata="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" fillcolor="white [3201]" strokeweight=".5pt">
                 <v:textbox>
                   <w:txbxContent>
                     <w:p>
@@ -2193,7 +2193,7 @@
           </mc:Choice>
           <mc:Fallback>
             <w:pict>
-              <v:shape w14:anchorId="2C65B3F0" id="Text Box 19" o:spid="_x0000_s1029" type="#_x0000_t202" style="position:absolute;left:0;text-align:left;margin-left:-14.4pt;margin-top:7.85pt;width:394.35pt;height:141.75pt;z-index:251681792;visibility:visible;mso-wrap-style:square;mso-width-percent:0;mso-height-percent:0;mso-wrap-distance-left:9pt;mso-wrap-distance-top:0;mso-wrap-distance-right:9pt;mso-wrap-distance-bottom:0;mso-position-horizontal:absolute;mso-position-horizontal-relative:text;mso-position-vertical:absolute;mso-position-vertical-relative:text;mso-width-percent:0;mso-height-percent:0;mso-width-relative:margin;mso-height-relative:margin;v-text-anchor:top" o:gfxdata="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" fillcolor="white [3201]" strokeweight=".5pt">
+              <v:shape w14:anchorId="2C65B3F0" id="Text Box 19" o:spid="_x0000_s1029" type="#_x0000_t202" style="position:absolute;left:0;text-align:left;margin-left:-14.4pt;margin-top:7.85pt;width:394.35pt;height:141.75pt;z-index:251681792;visibility:visible;mso-wrap-style:square;mso-width-percent:0;mso-height-percent:0;mso-wrap-distance-left:9pt;mso-wrap-distance-top:0;mso-wrap-distance-right:9pt;mso-wrap-distance-bottom:0;mso-position-horizontal:absolute;mso-position-horizontal-relative:text;mso-position-vertical:absolute;mso-position-vertical-relative:text;mso-width-percent:0;mso-height-percent:0;mso-width-relative:margin;mso-height-relative:margin;v-text-anchor:top" o:gfxdata="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" fillcolor="white [3201]" strokeweight=".5pt">
                 <v:textbox>
                   <w:txbxContent>
                     <w:p>
@@ -3007,7 +3007,7 @@
           </mc:Choice>
           <mc:Fallback>
             <w:pict>
-              <v:shape w14:anchorId="5227C32C" id="Text Box 3" o:spid="_x0000_s1030" type="#_x0000_t202" style="position:absolute;left:0;text-align:left;margin-left:-19.95pt;margin-top:12.45pt;width:198.3pt;height:187.2pt;z-index:251661312;visibility:visible;mso-wrap-style:square;mso-width-percent:0;mso-height-percent:0;mso-wrap-distance-left:9pt;mso-wrap-distance-top:0;mso-wrap-distance-right:9pt;mso-wrap-distance-bottom:0;mso-position-horizontal:absolute;mso-position-horizontal-relative:text;mso-position-vertical:absolute;mso-position-vertical-relative:text;mso-width-percent:0;mso-height-percent:0;mso-width-relative:margin;mso-height-relative:margin;v-text-anchor:top" o:gfxdata="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" fillcolor="white [3201]" strokeweight=".5pt">
+              <v:shape w14:anchorId="5227C32C" id="Text Box 3" o:spid="_x0000_s1030" type="#_x0000_t202" style="position:absolute;left:0;text-align:left;margin-left:-19.95pt;margin-top:12.45pt;width:198.3pt;height:187.2pt;z-index:251661312;visibility:visible;mso-wrap-style:square;mso-width-percent:0;mso-height-percent:0;mso-wrap-distance-left:9pt;mso-wrap-distance-top:0;mso-wrap-distance-right:9pt;mso-wrap-distance-bottom:0;mso-position-horizontal:absolute;mso-position-horizontal-relative:text;mso-position-vertical:absolute;mso-position-vertical-relative:text;mso-width-percent:0;mso-height-percent:0;mso-width-relative:margin;mso-height-relative:margin;v-text-anchor:top" o:gfxdata="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" fillcolor="white [3201]" strokeweight=".5pt">
                 <v:textbox>
                   <w:txbxContent>
                     <w:p>
@@ -4020,7 +4020,7 @@
           </mc:Choice>
           <mc:Fallback>
             <w:pict>
-              <v:shape w14:anchorId="59D22D2A" id="Text Box 5" o:spid="_x0000_s1031" type="#_x0000_t202" style="position:absolute;left:0;text-align:left;margin-left:-53.7pt;margin-top:13.85pt;width:238.7pt;height:228.75pt;z-index:251662336;visibility:visible;mso-wrap-style:square;mso-width-percent:0;mso-height-percent:0;mso-wrap-distance-left:9pt;mso-wrap-distance-top:0;mso-wrap-distance-right:9pt;mso-wrap-distance-bottom:0;mso-position-horizontal:absolute;mso-position-horizontal-relative:text;mso-position-vertical:absolute;mso-position-vertical-relative:text;mso-width-percent:0;mso-height-percent:0;mso-width-relative:margin;mso-height-relative:margin;v-text-anchor:top" o:gfxdata="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" fillcolor="white [3201]" strokeweight=".5pt">
+              <v:shape w14:anchorId="59D22D2A" id="Text Box 5" o:spid="_x0000_s1031" type="#_x0000_t202" style="position:absolute;left:0;text-align:left;margin-left:-53.7pt;margin-top:13.85pt;width:238.7pt;height:228.75pt;z-index:251662336;visibility:visible;mso-wrap-style:square;mso-width-percent:0;mso-height-percent:0;mso-wrap-distance-left:9pt;mso-wrap-distance-top:0;mso-wrap-distance-right:9pt;mso-wrap-distance-bottom:0;mso-position-horizontal:absolute;mso-position-horizontal-relative:text;mso-position-vertical:absolute;mso-position-vertical-relative:text;mso-width-percent:0;mso-height-percent:0;mso-width-relative:margin;mso-height-relative:margin;v-text-anchor:top" o:gfxdata="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" fillcolor="white [3201]" strokeweight=".5pt">
                 <v:textbox>
                   <w:txbxContent>
                     <w:p>
@@ -4776,7 +4776,7 @@
           </mc:Choice>
           <mc:Fallback>
             <w:pict>
-              <v:shape w14:anchorId="0D66F5F8" id="Text Box 7" o:spid="_x0000_s1032" type="#_x0000_t202" style="position:absolute;left:0;text-align:left;margin-left:250.9pt;margin-top:-25.5pt;width:244.75pt;height:137.9pt;z-index:251664384;visibility:visible;mso-wrap-style:square;mso-width-percent:0;mso-height-percent:0;mso-wrap-distance-left:9pt;mso-wrap-distance-top:0;mso-wrap-distance-right:9pt;mso-wrap-distance-bottom:0;mso-position-horizontal:absolute;mso-position-horizontal-relative:text;mso-position-vertical:absolute;mso-position-vertical-relative:text;mso-width-percent:0;mso-height-percent:0;mso-width-relative:margin;mso-height-relative:margin;v-text-anchor:top" o:gfxdata="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" fillcolor="white [3201]" strokeweight=".5pt">
+              <v:shape w14:anchorId="0D66F5F8" id="Text Box 7" o:spid="_x0000_s1032" type="#_x0000_t202" style="position:absolute;left:0;text-align:left;margin-left:250.9pt;margin-top:-25.5pt;width:244.75pt;height:137.9pt;z-index:251664384;visibility:visible;mso-wrap-style:square;mso-width-percent:0;mso-height-percent:0;mso-wrap-distance-left:9pt;mso-wrap-distance-top:0;mso-wrap-distance-right:9pt;mso-wrap-distance-bottom:0;mso-position-horizontal:absolute;mso-position-horizontal-relative:text;mso-position-vertical:absolute;mso-position-vertical-relative:text;mso-width-percent:0;mso-height-percent:0;mso-width-relative:margin;mso-height-relative:margin;v-text-anchor:top" o:gfxdata="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" fillcolor="white [3201]" strokeweight=".5pt">
                 <v:textbox>
                   <w:txbxContent>
                     <w:p>
@@ -5124,7 +5124,7 @@
           </mc:Choice>
           <mc:Fallback>
             <w:pict>
-              <v:shape w14:anchorId="128947E8" id="Text Box 6" o:spid="_x0000_s1033" type="#_x0000_t202" style="position:absolute;left:0;text-align:left;margin-left:-36pt;margin-top:19.95pt;width:272.5pt;height:56.45pt;z-index:251663360;visibility:visible;mso-wrap-style:square;mso-width-percent:0;mso-wrap-distance-left:9pt;mso-wrap-distance-top:0;mso-wrap-distance-right:9pt;mso-wrap-distance-bottom:0;mso-position-horizontal:absolute;mso-position-horizontal-relative:text;mso-position-vertical:absolute;mso-position-vertical-relative:text;mso-width-percent:0;mso-width-relative:margin;v-text-anchor:top" o:gfxdata="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" fillcolor="white [3201]" strokeweight=".5pt">
+              <v:shape w14:anchorId="128947E8" id="Text Box 6" o:spid="_x0000_s1033" type="#_x0000_t202" style="position:absolute;left:0;text-align:left;margin-left:-36pt;margin-top:19.95pt;width:272.5pt;height:56.45pt;z-index:251663360;visibility:visible;mso-wrap-style:square;mso-width-percent:0;mso-wrap-distance-left:9pt;mso-wrap-distance-top:0;mso-wrap-distance-right:9pt;mso-wrap-distance-bottom:0;mso-position-horizontal:absolute;mso-position-horizontal-relative:text;mso-position-vertical:absolute;mso-position-vertical-relative:text;mso-width-percent:0;mso-width-relative:margin;v-text-anchor:top" o:gfxdata="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" fillcolor="white [3201]" strokeweight=".5pt">
                 <v:textbox>
                   <w:txbxContent>
                     <w:p>
@@ -5640,7 +5640,7 @@
           </mc:Choice>
           <mc:Fallback>
             <w:pict>
-              <v:shape w14:anchorId="4336A742" id="Text Box 8" o:spid="_x0000_s1034" type="#_x0000_t202" style="position:absolute;left:0;text-align:left;margin-left:-22.15pt;margin-top:9.2pt;width:191.65pt;height:87.5pt;z-index:251666432;visibility:visible;mso-wrap-style:square;mso-width-percent:0;mso-height-percent:0;mso-wrap-distance-left:9pt;mso-wrap-distance-top:0;mso-wrap-distance-right:9pt;mso-wrap-distance-bottom:0;mso-position-horizontal:absolute;mso-position-horizontal-relative:text;mso-position-vertical:absolute;mso-position-vertical-relative:text;mso-width-percent:0;mso-height-percent:0;mso-width-relative:margin;mso-height-relative:margin;v-text-anchor:top" o:gfxdata="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" fillcolor="white [3201]" strokeweight=".5pt">
+              <v:shape w14:anchorId="4336A742" id="Text Box 8" o:spid="_x0000_s1034" type="#_x0000_t202" style="position:absolute;left:0;text-align:left;margin-left:-22.15pt;margin-top:9.2pt;width:191.65pt;height:87.5pt;z-index:251666432;visibility:visible;mso-wrap-style:square;mso-width-percent:0;mso-height-percent:0;mso-wrap-distance-left:9pt;mso-wrap-distance-top:0;mso-wrap-distance-right:9pt;mso-wrap-distance-bottom:0;mso-position-horizontal:absolute;mso-position-horizontal-relative:text;mso-position-vertical:absolute;mso-position-vertical-relative:text;mso-width-percent:0;mso-height-percent:0;mso-width-relative:margin;mso-height-relative:margin;v-text-anchor:top" o:gfxdata="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" fillcolor="white [3201]" strokeweight=".5pt">
                 <v:textbox>
                   <w:txbxContent>
                     <w:p>
@@ -5986,7 +5986,7 @@
           </mc:Choice>
           <mc:Fallback>
             <w:pict>
-              <v:shape w14:anchorId="6AC49E23" id="Text Box 9" o:spid="_x0000_s1035" type="#_x0000_t202" style="position:absolute;left:0;text-align:left;margin-left:-25.5pt;margin-top:10.15pt;width:261.95pt;height:213.25pt;z-index:251667456;visibility:visible;mso-wrap-style:square;mso-width-percent:0;mso-height-percent:0;mso-wrap-distance-left:9pt;mso-wrap-distance-top:0;mso-wrap-distance-right:9pt;mso-wrap-distance-bottom:0;mso-position-horizontal:absolute;mso-position-horizontal-relative:text;mso-position-vertical:absolute;mso-position-vertical-relative:text;mso-width-percent:0;mso-height-percent:0;mso-width-relative:margin;mso-height-relative:margin;v-text-anchor:top" o:gfxdata="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" fillcolor="white [3201]" strokeweight=".5pt">
+              <v:shape w14:anchorId="6AC49E23" id="Text Box 9" o:spid="_x0000_s1035" type="#_x0000_t202" style="position:absolute;left:0;text-align:left;margin-left:-25.5pt;margin-top:10.15pt;width:261.95pt;height:213.25pt;z-index:251667456;visibility:visible;mso-wrap-style:square;mso-width-percent:0;mso-height-percent:0;mso-wrap-distance-left:9pt;mso-wrap-distance-top:0;mso-wrap-distance-right:9pt;mso-wrap-distance-bottom:0;mso-position-horizontal:absolute;mso-position-horizontal-relative:text;mso-position-vertical:absolute;mso-position-vertical-relative:text;mso-width-percent:0;mso-height-percent:0;mso-width-relative:margin;mso-height-relative:margin;v-text-anchor:top" o:gfxdata="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" fillcolor="white [3201]" strokeweight=".5pt">
                 <v:textbox>
                   <w:txbxContent>
                     <w:p>
@@ -6488,7 +6488,7 @@
           </mc:Choice>
           <mc:Fallback>
             <w:pict>
-              <v:shape w14:anchorId="0DA4BA26" id="Text Box 11" o:spid="_x0000_s1036" type="#_x0000_t202" style="position:absolute;left:0;text-align:left;margin-left:-14.95pt;margin-top:-7.2pt;width:454.7pt;height:248.1pt;z-index:251668480;visibility:visible;mso-wrap-style:square;mso-width-percent:0;mso-height-percent:0;mso-wrap-distance-left:9pt;mso-wrap-distance-top:0;mso-wrap-distance-right:9pt;mso-wrap-distance-bottom:0;mso-position-horizontal:absolute;mso-position-horizontal-relative:text;mso-position-vertical:absolute;mso-position-vertical-relative:text;mso-width-percent:0;mso-height-percent:0;mso-width-relative:margin;mso-height-relative:margin;v-text-anchor:top" o:gfxdata="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" fillcolor="white [3201]" strokeweight=".5pt">
+              <v:shape w14:anchorId="0DA4BA26" id="Text Box 11" o:spid="_x0000_s1036" type="#_x0000_t202" style="position:absolute;left:0;text-align:left;margin-left:-14.95pt;margin-top:-7.2pt;width:454.7pt;height:248.1pt;z-index:251668480;visibility:visible;mso-wrap-style:square;mso-width-percent:0;mso-height-percent:0;mso-wrap-distance-left:9pt;mso-wrap-distance-top:0;mso-wrap-distance-right:9pt;mso-wrap-distance-bottom:0;mso-position-horizontal:absolute;mso-position-horizontal-relative:text;mso-position-vertical:absolute;mso-position-vertical-relative:text;mso-width-percent:0;mso-height-percent:0;mso-width-relative:margin;mso-height-relative:margin;v-text-anchor:top" o:gfxdata="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" fillcolor="white [3201]" strokeweight=".5pt">
                 <v:textbox>
                   <w:txbxContent>
                     <w:p>
@@ -7205,7 +7205,7 @@
           </mc:Choice>
           <mc:Fallback>
             <w:pict>
-              <v:shape w14:anchorId="593F81D6" id="Text Box 12" o:spid="_x0000_s1037" type="#_x0000_t202" style="position:absolute;left:0;text-align:left;margin-left:-21.05pt;margin-top:9.8pt;width:110.75pt;height:40.45pt;z-index:251669504;visibility:visible;mso-wrap-style:square;mso-width-percent:0;mso-height-percent:0;mso-wrap-distance-left:9pt;mso-wrap-distance-top:0;mso-wrap-distance-right:9pt;mso-wrap-distance-bottom:0;mso-position-horizontal:absolute;mso-position-horizontal-relative:text;mso-position-vertical:absolute;mso-position-vertical-relative:text;mso-width-percent:0;mso-height-percent:0;mso-width-relative:margin;mso-height-relative:margin;v-text-anchor:top" o:gfxdata="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" fillcolor="white [3201]" strokeweight=".5pt">
+              <v:shape w14:anchorId="593F81D6" id="Text Box 12" o:spid="_x0000_s1037" type="#_x0000_t202" style="position:absolute;left:0;text-align:left;margin-left:-21.05pt;margin-top:9.8pt;width:110.75pt;height:40.45pt;z-index:251669504;visibility:visible;mso-wrap-style:square;mso-width-percent:0;mso-height-percent:0;mso-wrap-distance-left:9pt;mso-wrap-distance-top:0;mso-wrap-distance-right:9pt;mso-wrap-distance-bottom:0;mso-position-horizontal:absolute;mso-position-horizontal-relative:text;mso-position-vertical:absolute;mso-position-vertical-relative:text;mso-width-percent:0;mso-height-percent:0;mso-width-relative:margin;mso-height-relative:margin;v-text-anchor:top" o:gfxdata="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" fillcolor="white [3201]" strokeweight=".5pt">
                 <v:textbox>
                   <w:txbxContent>
                     <w:p>
@@ -7701,7 +7701,7 @@
           </mc:Choice>
           <mc:Fallback>
             <w:pict>
-              <v:shape w14:anchorId="23C92D00" id="Text Box 13" o:spid="_x0000_s1038" type="#_x0000_t202" style="position:absolute;left:0;text-align:left;margin-left:-9.95pt;margin-top:9.1pt;width:487.9pt;height:295.75pt;z-index:251670528;visibility:visible;mso-wrap-style:square;mso-height-percent:0;mso-wrap-distance-left:9pt;mso-wrap-distance-top:0;mso-wrap-distance-right:9pt;mso-wrap-distance-bottom:0;mso-position-horizontal:absolute;mso-position-horizontal-relative:text;mso-position-vertical:absolute;mso-position-vertical-relative:text;mso-height-percent:0;mso-height-relative:margin;v-text-anchor:top" o:gfxdata="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" fillcolor="white [3201]" strokeweight=".5pt">
+              <v:shape w14:anchorId="23C92D00" id="Text Box 13" o:spid="_x0000_s1038" type="#_x0000_t202" style="position:absolute;left:0;text-align:left;margin-left:-9.95pt;margin-top:9.1pt;width:487.9pt;height:295.75pt;z-index:251670528;visibility:visible;mso-wrap-style:square;mso-height-percent:0;mso-wrap-distance-left:9pt;mso-wrap-distance-top:0;mso-wrap-distance-right:9pt;mso-wrap-distance-bottom:0;mso-position-horizontal:absolute;mso-position-horizontal-relative:text;mso-position-vertical:absolute;mso-position-vertical-relative:text;mso-height-percent:0;mso-height-relative:margin;v-text-anchor:top" o:gfxdata="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" fillcolor="white [3201]" strokeweight=".5pt">
                 <v:textbox>
                   <w:txbxContent>
                     <w:p>
@@ -8302,7 +8302,7 @@
           </mc:Choice>
           <mc:Fallback>
             <w:pict>
-              <v:shape w14:anchorId="69D755C5" id="Text Box 14" o:spid="_x0000_s1039" type="#_x0000_t202" style="position:absolute;left:0;text-align:left;margin-left:-19.95pt;margin-top:8.65pt;width:432.55pt;height:228.2pt;z-index:251671552;visibility:visible;mso-wrap-style:square;mso-width-percent:0;mso-height-percent:0;mso-wrap-distance-left:9pt;mso-wrap-distance-top:0;mso-wrap-distance-right:9pt;mso-wrap-distance-bottom:0;mso-position-horizontal:absolute;mso-position-horizontal-relative:text;mso-position-vertical:absolute;mso-position-vertical-relative:text;mso-width-percent:0;mso-height-percent:0;mso-width-relative:margin;mso-height-relative:margin;v-text-anchor:top" o:gfxdata="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" fillcolor="white [3201]" strokeweight=".5pt">
+              <v:shape w14:anchorId="69D755C5" id="Text Box 14" o:spid="_x0000_s1039" type="#_x0000_t202" style="position:absolute;left:0;text-align:left;margin-left:-19.95pt;margin-top:8.65pt;width:432.55pt;height:228.2pt;z-index:251671552;visibility:visible;mso-wrap-style:square;mso-width-percent:0;mso-height-percent:0;mso-wrap-distance-left:9pt;mso-wrap-distance-top:0;mso-wrap-distance-right:9pt;mso-wrap-distance-bottom:0;mso-position-horizontal:absolute;mso-position-horizontal-relative:text;mso-position-vertical:absolute;mso-position-vertical-relative:text;mso-width-percent:0;mso-height-percent:0;mso-width-relative:margin;mso-height-relative:margin;v-text-anchor:top" o:gfxdata="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" fillcolor="white [3201]" strokeweight=".5pt">
                 <v:textbox>
                   <w:txbxContent>
                     <w:p>
@@ -8769,7 +8769,7 @@
           </mc:Choice>
           <mc:Fallback>
             <w:pict>
-              <v:shape w14:anchorId="0CD157F3" id="Text Box 15" o:spid="_x0000_s1040" type="#_x0000_t202" style="position:absolute;margin-left:-17.15pt;margin-top:6.4pt;width:338.95pt;height:146.75pt;z-index:251672576;visibility:visible;mso-wrap-style:square;mso-height-percent:0;mso-wrap-distance-left:9pt;mso-wrap-distance-top:0;mso-wrap-distance-right:9pt;mso-wrap-distance-bottom:0;mso-position-horizontal:absolute;mso-position-horizontal-relative:text;mso-position-vertical:absolute;mso-position-vertical-relative:text;mso-height-percent:0;mso-height-relative:margin;v-text-anchor:top" o:gfxdata="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" fillcolor="white [3201]" strokeweight=".5pt">
+              <v:shape w14:anchorId="0CD157F3" id="Text Box 15" o:spid="_x0000_s1040" type="#_x0000_t202" style="position:absolute;margin-left:-17.15pt;margin-top:6.4pt;width:338.95pt;height:146.75pt;z-index:251672576;visibility:visible;mso-wrap-style:square;mso-height-percent:0;mso-wrap-distance-left:9pt;mso-wrap-distance-top:0;mso-wrap-distance-right:9pt;mso-wrap-distance-bottom:0;mso-position-horizontal:absolute;mso-position-horizontal-relative:text;mso-position-vertical:absolute;mso-position-vertical-relative:text;mso-height-percent:0;mso-height-relative:margin;v-text-anchor:top" o:gfxdata="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" fillcolor="white [3201]" strokeweight=".5pt">
                 <v:textbox>
                   <w:txbxContent>
                     <w:p>
@@ -9194,7 +9194,7 @@
           </mc:Choice>
           <mc:Fallback>
             <w:pict>
-              <v:shape w14:anchorId="41FA669C" id="Text Box 16" o:spid="_x0000_s1041" type="#_x0000_t202" style="position:absolute;left:0;text-align:left;margin-left:-17.7pt;margin-top:10.65pt;width:466.35pt;height:247pt;z-index:251673600;visibility:visible;mso-wrap-style:square;mso-height-percent:0;mso-wrap-distance-left:9pt;mso-wrap-distance-top:0;mso-wrap-distance-right:9pt;mso-wrap-distance-bottom:0;mso-position-horizontal:absolute;mso-position-horizontal-relative:text;mso-position-vertical:absolute;mso-position-vertical-relative:text;mso-height-percent:0;mso-height-relative:margin;v-text-anchor:top" o:gfxdata="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" fillcolor="white [3201]" strokeweight=".5pt">
+              <v:shape w14:anchorId="41FA669C" id="Text Box 16" o:spid="_x0000_s1041" type="#_x0000_t202" style="position:absolute;left:0;text-align:left;margin-left:-17.7pt;margin-top:10.65pt;width:466.35pt;height:247pt;z-index:251673600;visibility:visible;mso-wrap-style:square;mso-height-percent:0;mso-wrap-distance-left:9pt;mso-wrap-distance-top:0;mso-wrap-distance-right:9pt;mso-wrap-distance-bottom:0;mso-position-horizontal:absolute;mso-position-horizontal-relative:text;mso-position-vertical:absolute;mso-position-vertical-relative:text;mso-height-percent:0;mso-height-relative:margin;v-text-anchor:top" o:gfxdata="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" fillcolor="white [3201]" strokeweight=".5pt">
                 <v:textbox>
                   <w:txbxContent>
                     <w:p>
@@ -9654,7 +9654,7 @@
           </mc:Choice>
           <mc:Fallback>
             <w:pict>
-              <v:shape w14:anchorId="43910D77" id="Text Box 17" o:spid="_x0000_s1042" type="#_x0000_t202" style="position:absolute;left:0;text-align:left;margin-left:-19.4pt;margin-top:8.45pt;width:484.6pt;height:142.35pt;z-index:251674624;visibility:visible;mso-wrap-style:square;mso-height-percent:0;mso-wrap-distance-left:9pt;mso-wrap-distance-top:0;mso-wrap-distance-right:9pt;mso-wrap-distance-bottom:0;mso-position-horizontal:absolute;mso-position-horizontal-relative:text;mso-position-vertical:absolute;mso-position-vertical-relative:text;mso-height-percent:0;mso-height-relative:margin;v-text-anchor:top" o:gfxdata="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" fillcolor="white [3201]" strokeweight=".5pt">
+              <v:shape w14:anchorId="43910D77" id="Text Box 17" o:spid="_x0000_s1042" type="#_x0000_t202" style="position:absolute;left:0;text-align:left;margin-left:-19.4pt;margin-top:8.45pt;width:484.6pt;height:142.35pt;z-index:251674624;visibility:visible;mso-wrap-style:square;mso-height-percent:0;mso-wrap-distance-left:9pt;mso-wrap-distance-top:0;mso-wrap-distance-right:9pt;mso-wrap-distance-bottom:0;mso-position-horizontal:absolute;mso-position-horizontal-relative:text;mso-position-vertical:absolute;mso-position-vertical-relative:text;mso-height-percent:0;mso-height-relative:margin;v-text-anchor:top" o:gfxdata="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" fillcolor="white [3201]" strokeweight=".5pt">
                 <v:textbox>
                   <w:txbxContent>
                     <w:p>
@@ -10160,7 +10160,7 @@
           </mc:Choice>
           <mc:Fallback>
             <w:pict>
-              <v:shape w14:anchorId="1DA58FFD" id="_x0000_s1043" type="#_x0000_t202" style="position:absolute;left:0;text-align:left;margin-left:-22.15pt;margin-top:11.1pt;width:499pt;height:159.5pt;z-index:251675648;visibility:visible;mso-wrap-style:square;mso-height-percent:0;mso-wrap-distance-left:9pt;mso-wrap-distance-top:0;mso-wrap-distance-right:9pt;mso-wrap-distance-bottom:0;mso-position-horizontal:absolute;mso-position-horizontal-relative:text;mso-position-vertical:absolute;mso-position-vertical-relative:text;mso-height-percent:0;mso-height-relative:margin;v-text-anchor:top" o:gfxdata="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" fillcolor="white [3201]" strokeweight=".5pt">
+              <v:shape w14:anchorId="1DA58FFD" id="_x0000_s1043" type="#_x0000_t202" style="position:absolute;left:0;text-align:left;margin-left:-22.15pt;margin-top:11.1pt;width:499pt;height:159.5pt;z-index:251675648;visibility:visible;mso-wrap-style:square;mso-height-percent:0;mso-wrap-distance-left:9pt;mso-wrap-distance-top:0;mso-wrap-distance-right:9pt;mso-wrap-distance-bottom:0;mso-position-horizontal:absolute;mso-position-horizontal-relative:text;mso-position-vertical:absolute;mso-position-vertical-relative:text;mso-height-percent:0;mso-height-relative:margin;v-text-anchor:top" o:gfxdata="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" fillcolor="white [3201]" strokeweight=".5pt">
                 <v:textbox>
                   <w:txbxContent>
                     <w:p>
@@ -10637,7 +10637,7 @@
           </mc:Choice>
           <mc:Fallback>
             <w:pict>
-              <v:shape w14:anchorId="250CBE97" id="_x0000_s1044" type="#_x0000_t202" style="position:absolute;left:0;text-align:left;margin-left:-18.3pt;margin-top:12.4pt;width:507.9pt;height:246.45pt;z-index:251676672;visibility:visible;mso-wrap-style:square;mso-wrap-distance-left:9pt;mso-wrap-distance-top:0;mso-wrap-distance-right:9pt;mso-wrap-distance-bottom:0;mso-position-horizontal:absolute;mso-position-horizontal-relative:text;mso-position-vertical:absolute;mso-position-vertical-relative:text;v-text-anchor:top" o:gfxdata="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" fillcolor="white [3201]" strokeweight=".5pt">
+              <v:shape w14:anchorId="250CBE97" id="_x0000_s1044" type="#_x0000_t202" style="position:absolute;left:0;text-align:left;margin-left:-18.3pt;margin-top:12.4pt;width:507.9pt;height:246.45pt;z-index:251676672;visibility:visible;mso-wrap-style:square;mso-wrap-distance-left:9pt;mso-wrap-distance-top:0;mso-wrap-distance-right:9pt;mso-wrap-distance-bottom:0;mso-position-horizontal:absolute;mso-position-horizontal-relative:text;mso-position-vertical:absolute;mso-position-vertical-relative:text;v-text-anchor:top" o:gfxdata="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" fillcolor="white [3201]" strokeweight=".5pt">
                 <v:textbox>
                   <w:txbxContent>
                     <w:p>
@@ -11196,12 +11196,16 @@
                               <w:rPr>
                                 <w:b/>
                                 <w:bCs/>
+                                <w:i/>
+                                <w:iCs/>
                               </w:rPr>
                             </w:pPr>
                             <w:r>
                               <w:rPr>
                                 <w:b/>
                                 <w:bCs/>
+                                <w:i/>
+                                <w:iCs/>
                               </w:rPr>
                               <w:t xml:space="preserve">ansible-galaxy </w:t>
                             </w:r>
@@ -11210,6 +11214,8 @@
                               <w:rPr>
                                 <w:b/>
                                 <w:bCs/>
+                                <w:i/>
+                                <w:iCs/>
                               </w:rPr>
                               <w:t>init</w:t>
                             </w:r>
@@ -11218,6 +11224,8 @@
                               <w:rPr>
                                 <w:b/>
                                 <w:bCs/>
+                                <w:i/>
+                                <w:iCs/>
                               </w:rPr>
                               <w:t xml:space="preserve"> </w:t>
                             </w:r>
@@ -11226,6 +11234,8 @@
                               <w:rPr>
                                 <w:b/>
                                 <w:bCs/>
+                                <w:i/>
+                                <w:iCs/>
                               </w:rPr>
                               <w:t>my_role</w:t>
                             </w:r>
@@ -11504,12 +11514,16 @@
                         <w:rPr>
                           <w:b/>
                           <w:bCs/>
+                          <w:i/>
+                          <w:iCs/>
                         </w:rPr>
                       </w:pPr>
                       <w:r>
                         <w:rPr>
                           <w:b/>
                           <w:bCs/>
+                          <w:i/>
+                          <w:iCs/>
                         </w:rPr>
                         <w:t xml:space="preserve">ansible-galaxy </w:t>
                       </w:r>
@@ -11518,6 +11532,8 @@
                         <w:rPr>
                           <w:b/>
                           <w:bCs/>
+                          <w:i/>
+                          <w:iCs/>
                         </w:rPr>
                         <w:t>init</w:t>
                       </w:r>
@@ -11526,6 +11542,8 @@
                         <w:rPr>
                           <w:b/>
                           <w:bCs/>
+                          <w:i/>
+                          <w:iCs/>
                         </w:rPr>
                         <w:t xml:space="preserve"> </w:t>
                       </w:r>
@@ -11534,6 +11552,8 @@
                         <w:rPr>
                           <w:b/>
                           <w:bCs/>
+                          <w:i/>
+                          <w:iCs/>
                         </w:rPr>
                         <w:t>my_role</w:t>
                       </w:r>
@@ -11795,6 +11815,2524 @@
           <w:lang w:val="en-US"/>
         </w:rPr>
       </w:pPr>
+    </w:p>
+    <w:p>
+      <w:pPr>
+        <w:rPr>
+          <w:lang w:val="en-US"/>
+        </w:rPr>
+      </w:pPr>
+    </w:p>
+    <w:p>
+      <w:pPr>
+        <w:rPr>
+          <w:lang w:val="en-US"/>
+        </w:rPr>
+      </w:pPr>
+    </w:p>
+    <w:p>
+      <w:pPr>
+        <w:rPr>
+          <w:lang w:val="en-US"/>
+        </w:rPr>
+      </w:pPr>
+    </w:p>
+    <w:p>
+      <w:pPr>
+        <w:rPr>
+          <w:lang w:val="en-US"/>
+        </w:rPr>
+      </w:pPr>
+    </w:p>
+    <w:p>
+      <w:pPr>
+        <w:rPr>
+          <w:lang w:val="en-US"/>
+        </w:rPr>
+      </w:pPr>
+    </w:p>
+    <w:p>
+      <w:pPr>
+        <w:rPr>
+          <w:lang w:val="en-US"/>
+        </w:rPr>
+      </w:pPr>
+    </w:p>
+    <w:p>
+      <w:pPr>
+        <w:rPr>
+          <w:lang w:val="en-US"/>
+        </w:rPr>
+      </w:pPr>
+    </w:p>
+    <w:p>
+      <w:pPr>
+        <w:rPr>
+          <w:lang w:val="en-US"/>
+        </w:rPr>
+      </w:pPr>
+    </w:p>
+    <w:p>
+      <w:pPr>
+        <w:rPr>
+          <w:lang w:val="en-US"/>
+        </w:rPr>
+      </w:pPr>
+    </w:p>
+    <w:p>
+      <w:pPr>
+        <w:rPr>
+          <w:lang w:val="en-US"/>
+        </w:rPr>
+      </w:pPr>
+    </w:p>
+    <w:p>
+      <w:pPr>
+        <w:rPr>
+          <w:lang w:val="en-US"/>
+        </w:rPr>
+      </w:pPr>
+    </w:p>
+    <w:p>
+      <w:pPr>
+        <w:rPr>
+          <w:lang w:val="en-US"/>
+        </w:rPr>
+      </w:pPr>
+    </w:p>
+    <w:p>
+      <w:pPr>
+        <w:rPr>
+          <w:b/>
+          <w:bCs/>
+          <w:sz w:val="28"/>
+          <w:szCs w:val="28"/>
+          <w:lang w:val="en-US"/>
+        </w:rPr>
+      </w:pPr>
+      <w:r>
+        <w:rPr>
+          <w:b/>
+          <w:bCs/>
+          <w:sz w:val="28"/>
+          <w:szCs w:val="28"/>
+          <w:lang w:val="en-US"/>
+        </w:rPr>
+        <w:t>Ansible Vault</w:t>
+      </w:r>
+      <w:r>
+        <w:rPr>
+          <w:b/>
+          <w:bCs/>
+          <w:sz w:val="28"/>
+          <w:szCs w:val="28"/>
+          <w:lang w:val="en-US"/>
+        </w:rPr>
+        <w:t>:</w:t>
+      </w:r>
+    </w:p>
+    <w:p>
+      <w:pPr>
+        <w:rPr>
+          <w:b/>
+          <w:bCs/>
+          <w:sz w:val="28"/>
+          <w:szCs w:val="28"/>
+          <w:lang w:val="en-US"/>
+        </w:rPr>
+      </w:pPr>
+    </w:p>
+    <w:p>
+      <w:pPr>
+        <w:rPr>
+          <w:lang w:val="en-US"/>
+        </w:rPr>
+      </w:pPr>
+      <w:r>
+        <w:t>Ansible Vault is a feature in Ansible that lets you secure sensitive data (like passwords, API keys, private keys) by encrypting them in your playbooks or variable files.</w:t>
+      </w:r>
+    </w:p>
+    <w:p>
+      <w:pPr>
+        <w:tabs>
+          <w:tab w:val="left" w:pos="1562"/>
+        </w:tabs>
+        <w:rPr>
+          <w:lang w:val="en-US"/>
+        </w:rPr>
+      </w:pPr>
+    </w:p>
+    <w:p>
+      <w:pPr>
+        <w:pStyle w:val="ListParagraph"/>
+        <w:numPr>
+          <w:ilvl w:val="0"/>
+          <w:numId w:val="17"/>
+        </w:numPr>
+        <w:tabs>
+          <w:tab w:val="left" w:pos="1562"/>
+        </w:tabs>
+      </w:pPr>
+      <w:r>
+        <w:t xml:space="preserve">Encrypts files or variables using a password </w:t>
+      </w:r>
+    </w:p>
+    <w:p>
+      <w:pPr>
+        <w:pStyle w:val="ListParagraph"/>
+        <w:numPr>
+          <w:ilvl w:val="0"/>
+          <w:numId w:val="17"/>
+        </w:numPr>
+        <w:tabs>
+          <w:tab w:val="left" w:pos="1562"/>
+        </w:tabs>
+      </w:pPr>
+      <w:r>
+        <w:t xml:space="preserve">Keeps secrets safe in version control (e.g., Git) </w:t>
+      </w:r>
+    </w:p>
+    <w:p>
+      <w:pPr>
+        <w:pStyle w:val="ListParagraph"/>
+        <w:numPr>
+          <w:ilvl w:val="0"/>
+          <w:numId w:val="17"/>
+        </w:numPr>
+        <w:tabs>
+          <w:tab w:val="left" w:pos="1562"/>
+        </w:tabs>
+        <w:rPr>
+          <w:lang w:val="en-US"/>
+        </w:rPr>
+      </w:pPr>
+      <w:r>
+        <w:t>Decrypts automatically when running playbooks (with the correct password)</w:t>
+      </w:r>
+      <w:r>
+        <w:t>.</w:t>
+      </w:r>
+    </w:p>
+    <w:p>
+      <w:pPr>
+        <w:tabs>
+          <w:tab w:val="left" w:pos="1562"/>
+        </w:tabs>
+        <w:ind w:left="0"/>
+        <w:rPr>
+          <w:lang w:val="en-US"/>
+        </w:rPr>
+      </w:pPr>
+    </w:p>
+    <w:p>
+      <w:pPr>
+        <w:tabs>
+          <w:tab w:val="left" w:pos="1562"/>
+        </w:tabs>
+        <w:rPr>
+          <w:b/>
+          <w:bCs/>
+        </w:rPr>
+      </w:pPr>
+      <w:r>
+        <w:rPr>
+          <w:b/>
+          <w:bCs/>
+        </w:rPr>
+        <w:t>Common Use Cases</w:t>
+      </w:r>
+    </w:p>
+    <w:p>
+      <w:pPr>
+        <w:numPr>
+          <w:ilvl w:val="0"/>
+          <w:numId w:val="18"/>
+        </w:numPr>
+        <w:tabs>
+          <w:tab w:val="left" w:pos="1562"/>
+        </w:tabs>
+      </w:pPr>
+      <w:r>
+        <w:t xml:space="preserve">Storing database passwords </w:t>
+      </w:r>
+    </w:p>
+    <w:p>
+      <w:pPr>
+        <w:numPr>
+          <w:ilvl w:val="0"/>
+          <w:numId w:val="18"/>
+        </w:numPr>
+        <w:tabs>
+          <w:tab w:val="left" w:pos="1562"/>
+        </w:tabs>
+      </w:pPr>
+      <w:r>
+        <w:t xml:space="preserve">API tokens </w:t>
+      </w:r>
+    </w:p>
+    <w:p>
+      <w:pPr>
+        <w:numPr>
+          <w:ilvl w:val="0"/>
+          <w:numId w:val="18"/>
+        </w:numPr>
+        <w:tabs>
+          <w:tab w:val="left" w:pos="1562"/>
+        </w:tabs>
+      </w:pPr>
+      <w:r>
+        <w:t xml:space="preserve">SSH private keys </w:t>
+      </w:r>
+    </w:p>
+    <w:p>
+      <w:pPr>
+        <w:numPr>
+          <w:ilvl w:val="0"/>
+          <w:numId w:val="18"/>
+        </w:numPr>
+        <w:tabs>
+          <w:tab w:val="left" w:pos="1562"/>
+        </w:tabs>
+      </w:pPr>
+      <w:r>
+        <w:t>Cloud credentials</w:t>
+      </w:r>
+    </w:p>
+    <w:p>
+      <w:pPr>
+        <w:tabs>
+          <w:tab w:val="left" w:pos="1562"/>
+        </w:tabs>
+        <w:ind w:left="0"/>
+      </w:pPr>
+    </w:p>
+    <w:p>
+      <w:pPr>
+        <w:tabs>
+          <w:tab w:val="left" w:pos="1562"/>
+        </w:tabs>
+        <w:rPr>
+          <w:b/>
+          <w:bCs/>
+        </w:rPr>
+      </w:pPr>
+      <w:r>
+        <w:rPr>
+          <w:b/>
+          <w:bCs/>
+        </w:rPr>
+        <w:t>Best Practices</w:t>
+      </w:r>
+    </w:p>
+    <w:p>
+      <w:pPr>
+        <w:numPr>
+          <w:ilvl w:val="0"/>
+          <w:numId w:val="19"/>
+        </w:numPr>
+        <w:tabs>
+          <w:tab w:val="left" w:pos="1562"/>
+        </w:tabs>
+      </w:pPr>
+      <w:r>
+        <w:t xml:space="preserve">Never commit plain-text secrets </w:t>
+      </w:r>
+    </w:p>
+    <w:p>
+      <w:pPr>
+        <w:numPr>
+          <w:ilvl w:val="0"/>
+          <w:numId w:val="19"/>
+        </w:numPr>
+        <w:tabs>
+          <w:tab w:val="left" w:pos="1562"/>
+        </w:tabs>
+      </w:pPr>
+      <w:r>
+        <w:t xml:space="preserve">Use </w:t>
+      </w:r>
+      <w:r>
+        <w:rPr>
+          <w:b/>
+          <w:bCs/>
+        </w:rPr>
+        <w:t>vault password files</w:t>
+      </w:r>
+      <w:r>
+        <w:t xml:space="preserve"> securely (not in Git) </w:t>
+      </w:r>
+    </w:p>
+    <w:p>
+      <w:pPr>
+        <w:numPr>
+          <w:ilvl w:val="0"/>
+          <w:numId w:val="19"/>
+        </w:numPr>
+        <w:tabs>
+          <w:tab w:val="left" w:pos="1562"/>
+        </w:tabs>
+      </w:pPr>
+      <w:r>
+        <w:lastRenderedPageBreak/>
+        <w:t xml:space="preserve">Consider using </w:t>
+      </w:r>
+      <w:r>
+        <w:rPr>
+          <w:b/>
+          <w:bCs/>
+        </w:rPr>
+        <w:t>multiple vault IDs</w:t>
+      </w:r>
+      <w:r>
+        <w:t xml:space="preserve"> for environments (dev/prod) </w:t>
+      </w:r>
+    </w:p>
+    <w:p>
+      <w:pPr>
+        <w:numPr>
+          <w:ilvl w:val="0"/>
+          <w:numId w:val="19"/>
+        </w:numPr>
+        <w:tabs>
+          <w:tab w:val="left" w:pos="1562"/>
+        </w:tabs>
+      </w:pPr>
+      <w:r>
+        <w:t xml:space="preserve">Rotate passwords regularly </w:t>
+      </w:r>
+    </w:p>
+    <w:p>
+      <w:pPr>
+        <w:tabs>
+          <w:tab w:val="left" w:pos="1562"/>
+        </w:tabs>
+        <w:rPr>
+          <w:lang w:val="en-US"/>
+        </w:rPr>
+      </w:pPr>
+      <w:r>
+        <w:rPr>
+          <w:noProof/>
+          <w:lang w:val="en-US"/>
+        </w:rPr>
+        <mc:AlternateContent>
+          <mc:Choice Requires="wps">
+            <w:drawing>
+              <wp:anchor distT="0" distB="0" distL="114300" distR="114300" simplePos="0" relativeHeight="251683840" behindDoc="0" locked="0" layoutInCell="1" allowOverlap="1" wp14:anchorId="377CCFC5" wp14:editId="60EA273A">
+                <wp:simplePos x="0" y="0"/>
+                <wp:positionH relativeFrom="column">
+                  <wp:posOffset>-400929</wp:posOffset>
+                </wp:positionH>
+                <wp:positionV relativeFrom="paragraph">
+                  <wp:posOffset>155428</wp:posOffset>
+                </wp:positionV>
+                <wp:extent cx="5423095" cy="3790755"/>
+                <wp:effectExtent l="0" t="0" r="25400" b="19685"/>
+                <wp:wrapNone/>
+                <wp:docPr id="990446730" name="Text Box 21"/>
+                <wp:cNvGraphicFramePr/>
+                <a:graphic xmlns:a="http://schemas.openxmlformats.org/drawingml/2006/main">
+                  <a:graphicData uri="http://schemas.microsoft.com/office/word/2010/wordprocessingShape">
+                    <wps:wsp>
+                      <wps:cNvSpPr txBox="1"/>
+                      <wps:spPr>
+                        <a:xfrm>
+                          <a:off x="0" y="0"/>
+                          <a:ext cx="5423095" cy="3790755"/>
+                        </a:xfrm>
+                        <a:prstGeom prst="rect">
+                          <a:avLst/>
+                        </a:prstGeom>
+                        <a:solidFill>
+                          <a:schemeClr val="lt1"/>
+                        </a:solidFill>
+                        <a:ln w="6350">
+                          <a:solidFill>
+                            <a:prstClr val="black"/>
+                          </a:solidFill>
+                        </a:ln>
+                      </wps:spPr>
+                      <wps:txbx>
+                        <w:txbxContent>
+                          <w:p>
+                            <w:pPr>
+                              <w:pStyle w:val="ListParagraph"/>
+                              <w:numPr>
+                                <w:ilvl w:val="0"/>
+                                <w:numId w:val="20"/>
+                              </w:numPr>
+                              <w:rPr>
+                                <w:lang w:val="en-US"/>
+                              </w:rPr>
+                            </w:pPr>
+                            <w:r>
+                              <w:rPr>
+                                <w:lang w:val="en-US"/>
+                              </w:rPr>
+                              <w:t>Create encrypted file</w:t>
+                            </w:r>
+                          </w:p>
+                          <w:p>
+                            <w:pPr>
+                              <w:pStyle w:val="ListParagraph"/>
+                              <w:numPr>
+                                <w:ilvl w:val="1"/>
+                                <w:numId w:val="20"/>
+                              </w:numPr>
+                              <w:rPr>
+                                <w:b/>
+                                <w:bCs/>
+                                <w:i/>
+                                <w:iCs/>
+                                <w:lang w:val="en-US"/>
+                              </w:rPr>
+                            </w:pPr>
+                            <w:r>
+                              <w:rPr>
+                                <w:b/>
+                                <w:bCs/>
+                                <w:i/>
+                                <w:iCs/>
+                                <w:lang w:val="en-US"/>
+                              </w:rPr>
+                              <w:t xml:space="preserve">ansible-vault create </w:t>
+                            </w:r>
+                            <w:proofErr w:type="spellStart"/>
+                            <w:r>
+                              <w:rPr>
+                                <w:b/>
+                                <w:bCs/>
+                                <w:i/>
+                                <w:iCs/>
+                                <w:lang w:val="en-US"/>
+                              </w:rPr>
+                              <w:t>secrets.yml</w:t>
+                            </w:r>
+                            <w:proofErr w:type="spellEnd"/>
+                          </w:p>
+                          <w:p>
+                            <w:pPr>
+                              <w:pStyle w:val="ListParagraph"/>
+                              <w:ind w:left="1440"/>
+                              <w:rPr>
+                                <w:b/>
+                                <w:bCs/>
+                                <w:i/>
+                                <w:iCs/>
+                                <w:lang w:val="en-US"/>
+                              </w:rPr>
+                            </w:pPr>
+                          </w:p>
+                          <w:p>
+                            <w:pPr>
+                              <w:pStyle w:val="ListParagraph"/>
+                              <w:numPr>
+                                <w:ilvl w:val="0"/>
+                                <w:numId w:val="20"/>
+                              </w:numPr>
+                              <w:rPr>
+                                <w:lang w:val="en-US"/>
+                              </w:rPr>
+                            </w:pPr>
+                            <w:r>
+                              <w:t>Edit an encrypted file</w:t>
+                            </w:r>
+                          </w:p>
+                          <w:p>
+                            <w:pPr>
+                              <w:pStyle w:val="ListParagraph"/>
+                              <w:numPr>
+                                <w:ilvl w:val="1"/>
+                                <w:numId w:val="20"/>
+                              </w:numPr>
+                              <w:rPr>
+                                <w:b/>
+                                <w:bCs/>
+                                <w:i/>
+                                <w:iCs/>
+                                <w:lang w:val="en-US"/>
+                              </w:rPr>
+                            </w:pPr>
+                            <w:r>
+                              <w:rPr>
+                                <w:b/>
+                                <w:bCs/>
+                                <w:i/>
+                                <w:iCs/>
+                                <w:lang w:val="en-US"/>
+                              </w:rPr>
+                              <w:t xml:space="preserve">ansible-vault edit </w:t>
+                            </w:r>
+                            <w:proofErr w:type="spellStart"/>
+                            <w:r>
+                              <w:rPr>
+                                <w:b/>
+                                <w:bCs/>
+                                <w:i/>
+                                <w:iCs/>
+                                <w:lang w:val="en-US"/>
+                              </w:rPr>
+                              <w:t>secrets.yml</w:t>
+                            </w:r>
+                            <w:proofErr w:type="spellEnd"/>
+                          </w:p>
+                          <w:p>
+                            <w:pPr>
+                              <w:ind w:left="0"/>
+                              <w:rPr>
+                                <w:lang w:val="en-US"/>
+                              </w:rPr>
+                            </w:pPr>
+                          </w:p>
+                          <w:p>
+                            <w:pPr>
+                              <w:pStyle w:val="ListParagraph"/>
+                              <w:numPr>
+                                <w:ilvl w:val="0"/>
+                                <w:numId w:val="20"/>
+                              </w:numPr>
+                              <w:rPr>
+                                <w:lang w:val="en-US"/>
+                              </w:rPr>
+                            </w:pPr>
+                            <w:r>
+                              <w:t>Encrypt an existing file</w:t>
+                            </w:r>
+                          </w:p>
+                          <w:p>
+                            <w:pPr>
+                              <w:pStyle w:val="ListParagraph"/>
+                              <w:numPr>
+                                <w:ilvl w:val="1"/>
+                                <w:numId w:val="20"/>
+                              </w:numPr>
+                              <w:rPr>
+                                <w:b/>
+                                <w:bCs/>
+                                <w:i/>
+                                <w:iCs/>
+                                <w:lang w:val="en-US"/>
+                              </w:rPr>
+                            </w:pPr>
+                            <w:r>
+                              <w:rPr>
+                                <w:b/>
+                                <w:bCs/>
+                                <w:i/>
+                                <w:iCs/>
+                                <w:lang w:val="en-US"/>
+                              </w:rPr>
+                              <w:t xml:space="preserve">ansible-vault encrypt </w:t>
+                            </w:r>
+                            <w:proofErr w:type="spellStart"/>
+                            <w:r>
+                              <w:rPr>
+                                <w:b/>
+                                <w:bCs/>
+                                <w:i/>
+                                <w:iCs/>
+                                <w:lang w:val="en-US"/>
+                              </w:rPr>
+                              <w:t>vars.yml</w:t>
+                            </w:r>
+                            <w:proofErr w:type="spellEnd"/>
+                          </w:p>
+                          <w:p>
+                            <w:pPr>
+                              <w:ind w:left="0"/>
+                              <w:rPr>
+                                <w:lang w:val="en-US"/>
+                              </w:rPr>
+                            </w:pPr>
+                          </w:p>
+                          <w:p>
+                            <w:pPr>
+                              <w:pStyle w:val="ListParagraph"/>
+                              <w:numPr>
+                                <w:ilvl w:val="0"/>
+                                <w:numId w:val="20"/>
+                              </w:numPr>
+                              <w:rPr>
+                                <w:lang w:val="en-US"/>
+                              </w:rPr>
+                            </w:pPr>
+                            <w:r>
+                              <w:t>Decrypt a file</w:t>
+                            </w:r>
+                          </w:p>
+                          <w:p>
+                            <w:pPr>
+                              <w:pStyle w:val="ListParagraph"/>
+                              <w:numPr>
+                                <w:ilvl w:val="1"/>
+                                <w:numId w:val="20"/>
+                              </w:numPr>
+                              <w:rPr>
+                                <w:b/>
+                                <w:bCs/>
+                                <w:i/>
+                                <w:iCs/>
+                                <w:lang w:val="en-US"/>
+                              </w:rPr>
+                            </w:pPr>
+                            <w:r>
+                              <w:rPr>
+                                <w:b/>
+                                <w:bCs/>
+                                <w:i/>
+                                <w:iCs/>
+                                <w:lang w:val="en-US"/>
+                              </w:rPr>
+                              <w:t xml:space="preserve">ansible-vault view </w:t>
+                            </w:r>
+                            <w:proofErr w:type="spellStart"/>
+                            <w:r>
+                              <w:rPr>
+                                <w:b/>
+                                <w:bCs/>
+                                <w:i/>
+                                <w:iCs/>
+                                <w:lang w:val="en-US"/>
+                              </w:rPr>
+                              <w:t>secrets.yml</w:t>
+                            </w:r>
+                            <w:proofErr w:type="spellEnd"/>
+                          </w:p>
+                          <w:p>
+                            <w:pPr>
+                              <w:ind w:left="0"/>
+                              <w:rPr>
+                                <w:lang w:val="en-US"/>
+                              </w:rPr>
+                            </w:pPr>
+                          </w:p>
+                          <w:p>
+                            <w:pPr>
+                              <w:pStyle w:val="ListParagraph"/>
+                              <w:numPr>
+                                <w:ilvl w:val="0"/>
+                                <w:numId w:val="20"/>
+                              </w:numPr>
+                              <w:rPr>
+                                <w:lang w:val="en-US"/>
+                              </w:rPr>
+                            </w:pPr>
+                            <w:r>
+                              <w:t>Run a playbook that uses encrypted files:</w:t>
+                            </w:r>
+                          </w:p>
+                          <w:p>
+                            <w:pPr>
+                              <w:pStyle w:val="ListParagraph"/>
+                              <w:numPr>
+                                <w:ilvl w:val="1"/>
+                                <w:numId w:val="20"/>
+                              </w:numPr>
+                              <w:rPr>
+                                <w:b/>
+                                <w:bCs/>
+                                <w:i/>
+                                <w:iCs/>
+                                <w:lang w:val="en-US"/>
+                              </w:rPr>
+                            </w:pPr>
+                            <w:r>
+                              <w:rPr>
+                                <w:b/>
+                                <w:bCs/>
+                                <w:i/>
+                                <w:iCs/>
+                                <w:lang w:val="en-US"/>
+                              </w:rPr>
+                              <w:t xml:space="preserve">ansible-playbook </w:t>
+                            </w:r>
+                            <w:proofErr w:type="spellStart"/>
+                            <w:r>
+                              <w:rPr>
+                                <w:b/>
+                                <w:bCs/>
+                                <w:i/>
+                                <w:iCs/>
+                                <w:lang w:val="en-US"/>
+                              </w:rPr>
+                              <w:t>site.yml</w:t>
+                            </w:r>
+                            <w:proofErr w:type="spellEnd"/>
+                            <w:r>
+                              <w:rPr>
+                                <w:b/>
+                                <w:bCs/>
+                                <w:i/>
+                                <w:iCs/>
+                                <w:lang w:val="en-US"/>
+                              </w:rPr>
+                              <w:t xml:space="preserve"> --ask-vault-pass</w:t>
+                            </w:r>
+                          </w:p>
+                          <w:p>
+                            <w:pPr>
+                              <w:pStyle w:val="ListParagraph"/>
+                              <w:numPr>
+                                <w:ilvl w:val="1"/>
+                                <w:numId w:val="20"/>
+                              </w:numPr>
+                              <w:rPr>
+                                <w:b/>
+                                <w:bCs/>
+                                <w:i/>
+                                <w:iCs/>
+                                <w:lang w:val="en-US"/>
+                              </w:rPr>
+                            </w:pPr>
+                            <w:r>
+                              <w:rPr>
+                                <w:b/>
+                                <w:bCs/>
+                                <w:i/>
+                                <w:iCs/>
+                              </w:rPr>
+                              <w:t xml:space="preserve">ansible-playbook </w:t>
+                            </w:r>
+                            <w:proofErr w:type="spellStart"/>
+                            <w:r>
+                              <w:rPr>
+                                <w:b/>
+                                <w:bCs/>
+                                <w:i/>
+                                <w:iCs/>
+                              </w:rPr>
+                              <w:t>site.yml</w:t>
+                            </w:r>
+                            <w:proofErr w:type="spellEnd"/>
+                            <w:r>
+                              <w:rPr>
+                                <w:b/>
+                                <w:bCs/>
+                                <w:i/>
+                                <w:iCs/>
+                              </w:rPr>
+                              <w:t xml:space="preserve"> --vault-password-file pass.txt</w:t>
+                            </w:r>
+                          </w:p>
+                          <w:p>
+                            <w:pPr>
+                              <w:ind w:left="0"/>
+                              <w:rPr>
+                                <w:lang w:val="en-US"/>
+                              </w:rPr>
+                            </w:pPr>
+                          </w:p>
+                          <w:p>
+                            <w:pPr>
+                              <w:pStyle w:val="ListParagraph"/>
+                              <w:numPr>
+                                <w:ilvl w:val="0"/>
+                                <w:numId w:val="20"/>
+                              </w:numPr>
+                              <w:rPr>
+                                <w:lang w:val="en-US"/>
+                              </w:rPr>
+                            </w:pPr>
+                            <w:r>
+                              <w:t>Allows multiple passwords:</w:t>
+                            </w:r>
+                          </w:p>
+                          <w:p>
+                            <w:pPr>
+                              <w:pStyle w:val="ListParagraph"/>
+                              <w:numPr>
+                                <w:ilvl w:val="1"/>
+                                <w:numId w:val="20"/>
+                              </w:numPr>
+                              <w:rPr>
+                                <w:b/>
+                                <w:bCs/>
+                                <w:i/>
+                                <w:iCs/>
+                                <w:lang w:val="en-US"/>
+                              </w:rPr>
+                            </w:pPr>
+                            <w:r>
+                              <w:rPr>
+                                <w:b/>
+                                <w:bCs/>
+                                <w:i/>
+                                <w:iCs/>
+                                <w:lang w:val="en-US"/>
+                              </w:rPr>
+                              <w:t xml:space="preserve">ansible-vault encrypt --vault-id </w:t>
+                            </w:r>
+                            <w:proofErr w:type="spellStart"/>
+                            <w:r>
+                              <w:rPr>
+                                <w:b/>
+                                <w:bCs/>
+                                <w:i/>
+                                <w:iCs/>
+                                <w:lang w:val="en-US"/>
+                              </w:rPr>
+                              <w:t>dev@prompt</w:t>
+                            </w:r>
+                            <w:proofErr w:type="spellEnd"/>
+                            <w:r>
+                              <w:rPr>
+                                <w:b/>
+                                <w:bCs/>
+                                <w:i/>
+                                <w:iCs/>
+                                <w:lang w:val="en-US"/>
+                              </w:rPr>
+                              <w:t xml:space="preserve"> </w:t>
+                            </w:r>
+                            <w:proofErr w:type="spellStart"/>
+                            <w:r>
+                              <w:rPr>
+                                <w:b/>
+                                <w:bCs/>
+                                <w:i/>
+                                <w:iCs/>
+                                <w:lang w:val="en-US"/>
+                              </w:rPr>
+                              <w:t>file.yml</w:t>
+                            </w:r>
+                            <w:proofErr w:type="spellEnd"/>
+                          </w:p>
+                        </w:txbxContent>
+                      </wps:txbx>
+                      <wps:bodyPr rot="0" spcFirstLastPara="0" vertOverflow="overflow" horzOverflow="overflow" vert="horz" wrap="square" lIns="91440" tIns="45720" rIns="91440" bIns="45720" numCol="1" spcCol="0" rtlCol="0" fromWordArt="0" anchor="t" anchorCtr="0" forceAA="0" compatLnSpc="1">
+                        <a:prstTxWarp prst="textNoShape">
+                          <a:avLst/>
+                        </a:prstTxWarp>
+                        <a:noAutofit/>
+                      </wps:bodyPr>
+                    </wps:wsp>
+                  </a:graphicData>
+                </a:graphic>
+                <wp14:sizeRelH relativeFrom="margin">
+                  <wp14:pctWidth>0</wp14:pctWidth>
+                </wp14:sizeRelH>
+                <wp14:sizeRelV relativeFrom="margin">
+                  <wp14:pctHeight>0</wp14:pctHeight>
+                </wp14:sizeRelV>
+              </wp:anchor>
+            </w:drawing>
+          </mc:Choice>
+          <mc:Fallback>
+            <w:pict>
+              <v:shape w14:anchorId="377CCFC5" id="Text Box 21" o:spid="_x0000_s1046" type="#_x0000_t202" style="position:absolute;left:0;text-align:left;margin-left:-31.55pt;margin-top:12.25pt;width:427pt;height:298.5pt;z-index:251683840;visibility:visible;mso-wrap-style:square;mso-width-percent:0;mso-height-percent:0;mso-wrap-distance-left:9pt;mso-wrap-distance-top:0;mso-wrap-distance-right:9pt;mso-wrap-distance-bottom:0;mso-position-horizontal:absolute;mso-position-horizontal-relative:text;mso-position-vertical:absolute;mso-position-vertical-relative:text;mso-width-percent:0;mso-height-percent:0;mso-width-relative:margin;mso-height-relative:margin;v-text-anchor:top" o:gfxdata="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" fillcolor="white [3201]" strokeweight=".5pt">
+                <v:textbox>
+                  <w:txbxContent>
+                    <w:p>
+                      <w:pPr>
+                        <w:pStyle w:val="ListParagraph"/>
+                        <w:numPr>
+                          <w:ilvl w:val="0"/>
+                          <w:numId w:val="20"/>
+                        </w:numPr>
+                        <w:rPr>
+                          <w:lang w:val="en-US"/>
+                        </w:rPr>
+                      </w:pPr>
+                      <w:r>
+                        <w:rPr>
+                          <w:lang w:val="en-US"/>
+                        </w:rPr>
+                        <w:t>Create encrypted file</w:t>
+                      </w:r>
+                    </w:p>
+                    <w:p>
+                      <w:pPr>
+                        <w:pStyle w:val="ListParagraph"/>
+                        <w:numPr>
+                          <w:ilvl w:val="1"/>
+                          <w:numId w:val="20"/>
+                        </w:numPr>
+                        <w:rPr>
+                          <w:b/>
+                          <w:bCs/>
+                          <w:i/>
+                          <w:iCs/>
+                          <w:lang w:val="en-US"/>
+                        </w:rPr>
+                      </w:pPr>
+                      <w:r>
+                        <w:rPr>
+                          <w:b/>
+                          <w:bCs/>
+                          <w:i/>
+                          <w:iCs/>
+                          <w:lang w:val="en-US"/>
+                        </w:rPr>
+                        <w:t xml:space="preserve">ansible-vault create </w:t>
+                      </w:r>
+                      <w:proofErr w:type="spellStart"/>
+                      <w:r>
+                        <w:rPr>
+                          <w:b/>
+                          <w:bCs/>
+                          <w:i/>
+                          <w:iCs/>
+                          <w:lang w:val="en-US"/>
+                        </w:rPr>
+                        <w:t>secrets.yml</w:t>
+                      </w:r>
+                      <w:proofErr w:type="spellEnd"/>
+                    </w:p>
+                    <w:p>
+                      <w:pPr>
+                        <w:pStyle w:val="ListParagraph"/>
+                        <w:ind w:left="1440"/>
+                        <w:rPr>
+                          <w:b/>
+                          <w:bCs/>
+                          <w:i/>
+                          <w:iCs/>
+                          <w:lang w:val="en-US"/>
+                        </w:rPr>
+                      </w:pPr>
+                    </w:p>
+                    <w:p>
+                      <w:pPr>
+                        <w:pStyle w:val="ListParagraph"/>
+                        <w:numPr>
+                          <w:ilvl w:val="0"/>
+                          <w:numId w:val="20"/>
+                        </w:numPr>
+                        <w:rPr>
+                          <w:lang w:val="en-US"/>
+                        </w:rPr>
+                      </w:pPr>
+                      <w:r>
+                        <w:t>Edit an encrypted file</w:t>
+                      </w:r>
+                    </w:p>
+                    <w:p>
+                      <w:pPr>
+                        <w:pStyle w:val="ListParagraph"/>
+                        <w:numPr>
+                          <w:ilvl w:val="1"/>
+                          <w:numId w:val="20"/>
+                        </w:numPr>
+                        <w:rPr>
+                          <w:b/>
+                          <w:bCs/>
+                          <w:i/>
+                          <w:iCs/>
+                          <w:lang w:val="en-US"/>
+                        </w:rPr>
+                      </w:pPr>
+                      <w:r>
+                        <w:rPr>
+                          <w:b/>
+                          <w:bCs/>
+                          <w:i/>
+                          <w:iCs/>
+                          <w:lang w:val="en-US"/>
+                        </w:rPr>
+                        <w:t xml:space="preserve">ansible-vault edit </w:t>
+                      </w:r>
+                      <w:proofErr w:type="spellStart"/>
+                      <w:r>
+                        <w:rPr>
+                          <w:b/>
+                          <w:bCs/>
+                          <w:i/>
+                          <w:iCs/>
+                          <w:lang w:val="en-US"/>
+                        </w:rPr>
+                        <w:t>secrets.yml</w:t>
+                      </w:r>
+                      <w:proofErr w:type="spellEnd"/>
+                    </w:p>
+                    <w:p>
+                      <w:pPr>
+                        <w:ind w:left="0"/>
+                        <w:rPr>
+                          <w:lang w:val="en-US"/>
+                        </w:rPr>
+                      </w:pPr>
+                    </w:p>
+                    <w:p>
+                      <w:pPr>
+                        <w:pStyle w:val="ListParagraph"/>
+                        <w:numPr>
+                          <w:ilvl w:val="0"/>
+                          <w:numId w:val="20"/>
+                        </w:numPr>
+                        <w:rPr>
+                          <w:lang w:val="en-US"/>
+                        </w:rPr>
+                      </w:pPr>
+                      <w:r>
+                        <w:t>Encrypt an existing file</w:t>
+                      </w:r>
+                    </w:p>
+                    <w:p>
+                      <w:pPr>
+                        <w:pStyle w:val="ListParagraph"/>
+                        <w:numPr>
+                          <w:ilvl w:val="1"/>
+                          <w:numId w:val="20"/>
+                        </w:numPr>
+                        <w:rPr>
+                          <w:b/>
+                          <w:bCs/>
+                          <w:i/>
+                          <w:iCs/>
+                          <w:lang w:val="en-US"/>
+                        </w:rPr>
+                      </w:pPr>
+                      <w:r>
+                        <w:rPr>
+                          <w:b/>
+                          <w:bCs/>
+                          <w:i/>
+                          <w:iCs/>
+                          <w:lang w:val="en-US"/>
+                        </w:rPr>
+                        <w:t xml:space="preserve">ansible-vault encrypt </w:t>
+                      </w:r>
+                      <w:proofErr w:type="spellStart"/>
+                      <w:r>
+                        <w:rPr>
+                          <w:b/>
+                          <w:bCs/>
+                          <w:i/>
+                          <w:iCs/>
+                          <w:lang w:val="en-US"/>
+                        </w:rPr>
+                        <w:t>vars.yml</w:t>
+                      </w:r>
+                      <w:proofErr w:type="spellEnd"/>
+                    </w:p>
+                    <w:p>
+                      <w:pPr>
+                        <w:ind w:left="0"/>
+                        <w:rPr>
+                          <w:lang w:val="en-US"/>
+                        </w:rPr>
+                      </w:pPr>
+                    </w:p>
+                    <w:p>
+                      <w:pPr>
+                        <w:pStyle w:val="ListParagraph"/>
+                        <w:numPr>
+                          <w:ilvl w:val="0"/>
+                          <w:numId w:val="20"/>
+                        </w:numPr>
+                        <w:rPr>
+                          <w:lang w:val="en-US"/>
+                        </w:rPr>
+                      </w:pPr>
+                      <w:r>
+                        <w:t>Decrypt a file</w:t>
+                      </w:r>
+                    </w:p>
+                    <w:p>
+                      <w:pPr>
+                        <w:pStyle w:val="ListParagraph"/>
+                        <w:numPr>
+                          <w:ilvl w:val="1"/>
+                          <w:numId w:val="20"/>
+                        </w:numPr>
+                        <w:rPr>
+                          <w:b/>
+                          <w:bCs/>
+                          <w:i/>
+                          <w:iCs/>
+                          <w:lang w:val="en-US"/>
+                        </w:rPr>
+                      </w:pPr>
+                      <w:r>
+                        <w:rPr>
+                          <w:b/>
+                          <w:bCs/>
+                          <w:i/>
+                          <w:iCs/>
+                          <w:lang w:val="en-US"/>
+                        </w:rPr>
+                        <w:t xml:space="preserve">ansible-vault view </w:t>
+                      </w:r>
+                      <w:proofErr w:type="spellStart"/>
+                      <w:r>
+                        <w:rPr>
+                          <w:b/>
+                          <w:bCs/>
+                          <w:i/>
+                          <w:iCs/>
+                          <w:lang w:val="en-US"/>
+                        </w:rPr>
+                        <w:t>secrets.yml</w:t>
+                      </w:r>
+                      <w:proofErr w:type="spellEnd"/>
+                    </w:p>
+                    <w:p>
+                      <w:pPr>
+                        <w:ind w:left="0"/>
+                        <w:rPr>
+                          <w:lang w:val="en-US"/>
+                        </w:rPr>
+                      </w:pPr>
+                    </w:p>
+                    <w:p>
+                      <w:pPr>
+                        <w:pStyle w:val="ListParagraph"/>
+                        <w:numPr>
+                          <w:ilvl w:val="0"/>
+                          <w:numId w:val="20"/>
+                        </w:numPr>
+                        <w:rPr>
+                          <w:lang w:val="en-US"/>
+                        </w:rPr>
+                      </w:pPr>
+                      <w:r>
+                        <w:t>Run a playbook that uses encrypted files:</w:t>
+                      </w:r>
+                    </w:p>
+                    <w:p>
+                      <w:pPr>
+                        <w:pStyle w:val="ListParagraph"/>
+                        <w:numPr>
+                          <w:ilvl w:val="1"/>
+                          <w:numId w:val="20"/>
+                        </w:numPr>
+                        <w:rPr>
+                          <w:b/>
+                          <w:bCs/>
+                          <w:i/>
+                          <w:iCs/>
+                          <w:lang w:val="en-US"/>
+                        </w:rPr>
+                      </w:pPr>
+                      <w:r>
+                        <w:rPr>
+                          <w:b/>
+                          <w:bCs/>
+                          <w:i/>
+                          <w:iCs/>
+                          <w:lang w:val="en-US"/>
+                        </w:rPr>
+                        <w:t xml:space="preserve">ansible-playbook </w:t>
+                      </w:r>
+                      <w:proofErr w:type="spellStart"/>
+                      <w:r>
+                        <w:rPr>
+                          <w:b/>
+                          <w:bCs/>
+                          <w:i/>
+                          <w:iCs/>
+                          <w:lang w:val="en-US"/>
+                        </w:rPr>
+                        <w:t>site.yml</w:t>
+                      </w:r>
+                      <w:proofErr w:type="spellEnd"/>
+                      <w:r>
+                        <w:rPr>
+                          <w:b/>
+                          <w:bCs/>
+                          <w:i/>
+                          <w:iCs/>
+                          <w:lang w:val="en-US"/>
+                        </w:rPr>
+                        <w:t xml:space="preserve"> --ask-vault-pass</w:t>
+                      </w:r>
+                    </w:p>
+                    <w:p>
+                      <w:pPr>
+                        <w:pStyle w:val="ListParagraph"/>
+                        <w:numPr>
+                          <w:ilvl w:val="1"/>
+                          <w:numId w:val="20"/>
+                        </w:numPr>
+                        <w:rPr>
+                          <w:b/>
+                          <w:bCs/>
+                          <w:i/>
+                          <w:iCs/>
+                          <w:lang w:val="en-US"/>
+                        </w:rPr>
+                      </w:pPr>
+                      <w:r>
+                        <w:rPr>
+                          <w:b/>
+                          <w:bCs/>
+                          <w:i/>
+                          <w:iCs/>
+                        </w:rPr>
+                        <w:t xml:space="preserve">ansible-playbook </w:t>
+                      </w:r>
+                      <w:proofErr w:type="spellStart"/>
+                      <w:r>
+                        <w:rPr>
+                          <w:b/>
+                          <w:bCs/>
+                          <w:i/>
+                          <w:iCs/>
+                        </w:rPr>
+                        <w:t>site.yml</w:t>
+                      </w:r>
+                      <w:proofErr w:type="spellEnd"/>
+                      <w:r>
+                        <w:rPr>
+                          <w:b/>
+                          <w:bCs/>
+                          <w:i/>
+                          <w:iCs/>
+                        </w:rPr>
+                        <w:t xml:space="preserve"> --vault-password-file pass.txt</w:t>
+                      </w:r>
+                    </w:p>
+                    <w:p>
+                      <w:pPr>
+                        <w:ind w:left="0"/>
+                        <w:rPr>
+                          <w:lang w:val="en-US"/>
+                        </w:rPr>
+                      </w:pPr>
+                    </w:p>
+                    <w:p>
+                      <w:pPr>
+                        <w:pStyle w:val="ListParagraph"/>
+                        <w:numPr>
+                          <w:ilvl w:val="0"/>
+                          <w:numId w:val="20"/>
+                        </w:numPr>
+                        <w:rPr>
+                          <w:lang w:val="en-US"/>
+                        </w:rPr>
+                      </w:pPr>
+                      <w:r>
+                        <w:t>Allows multiple passwords:</w:t>
+                      </w:r>
+                    </w:p>
+                    <w:p>
+                      <w:pPr>
+                        <w:pStyle w:val="ListParagraph"/>
+                        <w:numPr>
+                          <w:ilvl w:val="1"/>
+                          <w:numId w:val="20"/>
+                        </w:numPr>
+                        <w:rPr>
+                          <w:b/>
+                          <w:bCs/>
+                          <w:i/>
+                          <w:iCs/>
+                          <w:lang w:val="en-US"/>
+                        </w:rPr>
+                      </w:pPr>
+                      <w:r>
+                        <w:rPr>
+                          <w:b/>
+                          <w:bCs/>
+                          <w:i/>
+                          <w:iCs/>
+                          <w:lang w:val="en-US"/>
+                        </w:rPr>
+                        <w:t xml:space="preserve">ansible-vault encrypt --vault-id </w:t>
+                      </w:r>
+                      <w:proofErr w:type="spellStart"/>
+                      <w:r>
+                        <w:rPr>
+                          <w:b/>
+                          <w:bCs/>
+                          <w:i/>
+                          <w:iCs/>
+                          <w:lang w:val="en-US"/>
+                        </w:rPr>
+                        <w:t>dev@prompt</w:t>
+                      </w:r>
+                      <w:proofErr w:type="spellEnd"/>
+                      <w:r>
+                        <w:rPr>
+                          <w:b/>
+                          <w:bCs/>
+                          <w:i/>
+                          <w:iCs/>
+                          <w:lang w:val="en-US"/>
+                        </w:rPr>
+                        <w:t xml:space="preserve"> </w:t>
+                      </w:r>
+                      <w:proofErr w:type="spellStart"/>
+                      <w:r>
+                        <w:rPr>
+                          <w:b/>
+                          <w:bCs/>
+                          <w:i/>
+                          <w:iCs/>
+                          <w:lang w:val="en-US"/>
+                        </w:rPr>
+                        <w:t>file.yml</w:t>
+                      </w:r>
+                      <w:proofErr w:type="spellEnd"/>
+                    </w:p>
+                  </w:txbxContent>
+                </v:textbox>
+              </v:shape>
+            </w:pict>
+          </mc:Fallback>
+        </mc:AlternateContent>
+      </w:r>
+    </w:p>
+    <w:p>
+      <w:pPr>
+        <w:rPr>
+          <w:lang w:val="en-US"/>
+        </w:rPr>
+      </w:pPr>
+    </w:p>
+    <w:p>
+      <w:pPr>
+        <w:rPr>
+          <w:lang w:val="en-US"/>
+        </w:rPr>
+      </w:pPr>
+    </w:p>
+    <w:p>
+      <w:pPr>
+        <w:rPr>
+          <w:lang w:val="en-US"/>
+        </w:rPr>
+      </w:pPr>
+    </w:p>
+    <w:p>
+      <w:pPr>
+        <w:rPr>
+          <w:lang w:val="en-US"/>
+        </w:rPr>
+      </w:pPr>
+    </w:p>
+    <w:p>
+      <w:pPr>
+        <w:rPr>
+          <w:lang w:val="en-US"/>
+        </w:rPr>
+      </w:pPr>
+    </w:p>
+    <w:p>
+      <w:pPr>
+        <w:rPr>
+          <w:lang w:val="en-US"/>
+        </w:rPr>
+      </w:pPr>
+    </w:p>
+    <w:p>
+      <w:pPr>
+        <w:rPr>
+          <w:lang w:val="en-US"/>
+        </w:rPr>
+      </w:pPr>
+    </w:p>
+    <w:p>
+      <w:pPr>
+        <w:rPr>
+          <w:lang w:val="en-US"/>
+        </w:rPr>
+      </w:pPr>
+    </w:p>
+    <w:p>
+      <w:pPr>
+        <w:rPr>
+          <w:lang w:val="en-US"/>
+        </w:rPr>
+      </w:pPr>
+    </w:p>
+    <w:p>
+      <w:pPr>
+        <w:rPr>
+          <w:lang w:val="en-US"/>
+        </w:rPr>
+      </w:pPr>
+    </w:p>
+    <w:p>
+      <w:pPr>
+        <w:rPr>
+          <w:lang w:val="en-US"/>
+        </w:rPr>
+      </w:pPr>
+    </w:p>
+    <w:p>
+      <w:pPr>
+        <w:rPr>
+          <w:lang w:val="en-US"/>
+        </w:rPr>
+      </w:pPr>
+    </w:p>
+    <w:p>
+      <w:pPr>
+        <w:rPr>
+          <w:lang w:val="en-US"/>
+        </w:rPr>
+      </w:pPr>
+    </w:p>
+    <w:p>
+      <w:pPr>
+        <w:rPr>
+          <w:lang w:val="en-US"/>
+        </w:rPr>
+      </w:pPr>
+    </w:p>
+    <w:p>
+      <w:pPr>
+        <w:rPr>
+          <w:lang w:val="en-US"/>
+        </w:rPr>
+      </w:pPr>
+    </w:p>
+    <w:p>
+      <w:pPr>
+        <w:rPr>
+          <w:lang w:val="en-US"/>
+        </w:rPr>
+      </w:pPr>
+    </w:p>
+    <w:p>
+      <w:pPr>
+        <w:rPr>
+          <w:lang w:val="en-US"/>
+        </w:rPr>
+      </w:pPr>
+    </w:p>
+    <w:p>
+      <w:pPr>
+        <w:rPr>
+          <w:lang w:val="en-US"/>
+        </w:rPr>
+      </w:pPr>
+    </w:p>
+    <w:p>
+      <w:pPr>
+        <w:rPr>
+          <w:lang w:val="en-US"/>
+        </w:rPr>
+      </w:pPr>
+    </w:p>
+    <w:p>
+      <w:pPr>
+        <w:rPr>
+          <w:lang w:val="en-US"/>
+        </w:rPr>
+      </w:pPr>
+    </w:p>
+    <w:p>
+      <w:pPr>
+        <w:rPr>
+          <w:lang w:val="en-US"/>
+        </w:rPr>
+      </w:pPr>
+    </w:p>
+    <w:p>
+      <w:pPr>
+        <w:rPr>
+          <w:lang w:val="en-US"/>
+        </w:rPr>
+      </w:pPr>
+    </w:p>
+    <w:p>
+      <w:pPr>
+        <w:rPr>
+          <w:lang w:val="en-US"/>
+        </w:rPr>
+      </w:pPr>
+    </w:p>
+    <w:p>
+      <w:pPr>
+        <w:rPr>
+          <w:lang w:val="en-US"/>
+        </w:rPr>
+      </w:pPr>
+    </w:p>
+    <w:p>
+      <w:pPr>
+        <w:rPr>
+          <w:lang w:val="en-US"/>
+        </w:rPr>
+      </w:pPr>
+    </w:p>
+    <w:p>
+      <w:pPr>
+        <w:rPr>
+          <w:lang w:val="en-US"/>
+        </w:rPr>
+      </w:pPr>
+    </w:p>
+    <w:p>
+      <w:pPr>
+        <w:rPr>
+          <w:lang w:val="en-US"/>
+        </w:rPr>
+      </w:pPr>
+    </w:p>
+    <w:p>
+      <w:pPr>
+        <w:rPr>
+          <w:lang w:val="en-US"/>
+        </w:rPr>
+      </w:pPr>
+    </w:p>
+    <w:p>
+      <w:pPr>
+        <w:rPr>
+          <w:lang w:val="en-US"/>
+        </w:rPr>
+      </w:pPr>
+    </w:p>
+    <w:p>
+      <w:pPr>
+        <w:rPr>
+          <w:lang w:val="en-US"/>
+        </w:rPr>
+      </w:pPr>
+    </w:p>
+    <w:p>
+      <w:pPr>
+        <w:rPr>
+          <w:lang w:val="en-US"/>
+        </w:rPr>
+      </w:pPr>
+    </w:p>
+    <w:p>
+      <w:pPr>
+        <w:rPr>
+          <w:lang w:val="en-US"/>
+        </w:rPr>
+      </w:pPr>
+    </w:p>
+    <w:p>
+      <w:pPr>
+        <w:rPr>
+          <w:lang w:val="en-US"/>
+        </w:rPr>
+      </w:pPr>
+    </w:p>
+    <w:p>
+      <w:pPr>
+        <w:rPr>
+          <w:lang w:val="en-US"/>
+        </w:rPr>
+      </w:pPr>
+    </w:p>
+    <w:p>
+      <w:pPr>
+        <w:rPr>
+          <w:lang w:val="en-US"/>
+        </w:rPr>
+      </w:pPr>
+    </w:p>
+    <w:p>
+      <w:pPr>
+        <w:rPr>
+          <w:lang w:val="en-US"/>
+        </w:rPr>
+      </w:pPr>
+    </w:p>
+    <w:p>
+      <w:pPr>
+        <w:ind w:firstLine="720"/>
+        <w:rPr>
+          <w:lang w:val="en-US"/>
+        </w:rPr>
+      </w:pPr>
+    </w:p>
+    <w:p>
+      <w:pPr>
+        <w:ind w:firstLine="720"/>
+        <w:rPr>
+          <w:lang w:val="en-US"/>
+        </w:rPr>
+      </w:pPr>
+    </w:p>
+    <w:p>
+      <w:pPr>
+        <w:ind w:firstLine="720"/>
+        <w:rPr>
+          <w:lang w:val="en-US"/>
+        </w:rPr>
+      </w:pPr>
+    </w:p>
+    <w:p>
+      <w:pPr>
+        <w:ind w:firstLine="720"/>
+        <w:rPr>
+          <w:lang w:val="en-US"/>
+        </w:rPr>
+      </w:pPr>
+    </w:p>
+    <w:p>
+      <w:pPr>
+        <w:ind w:firstLine="720"/>
+        <w:rPr>
+          <w:lang w:val="en-US"/>
+        </w:rPr>
+      </w:pPr>
+    </w:p>
+    <w:p>
+      <w:pPr>
+        <w:ind w:firstLine="720"/>
+        <w:rPr>
+          <w:lang w:val="en-US"/>
+        </w:rPr>
+      </w:pPr>
+    </w:p>
+    <w:p>
+      <w:pPr>
+        <w:ind w:firstLine="720"/>
+        <w:rPr>
+          <w:lang w:val="en-US"/>
+        </w:rPr>
+      </w:pPr>
+    </w:p>
+    <w:p>
+      <w:pPr>
+        <w:ind w:firstLine="720"/>
+        <w:rPr>
+          <w:lang w:val="en-US"/>
+        </w:rPr>
+      </w:pPr>
+    </w:p>
+    <w:p>
+      <w:pPr>
+        <w:pStyle w:val="ListParagraph"/>
+        <w:numPr>
+          <w:ilvl w:val="1"/>
+          <w:numId w:val="19"/>
+        </w:numPr>
+        <w:ind w:left="20"/>
+        <w:rPr>
+          <w:lang w:val="en-US"/>
+        </w:rPr>
+      </w:pPr>
+      <w:r>
+        <w:lastRenderedPageBreak/>
+        <w:t>How do you design Ansible roles for large-scale infrastructure automation?</w:t>
+      </w:r>
+    </w:p>
+    <w:p>
+      <w:pPr>
+        <w:pStyle w:val="ListParagraph"/>
+        <w:ind w:left="380"/>
+      </w:pPr>
+    </w:p>
+    <w:p>
+      <w:pPr>
+        <w:pStyle w:val="ListParagraph"/>
+        <w:ind w:left="-340"/>
+      </w:pPr>
+      <w:r>
+        <w:t xml:space="preserve">Designing </w:t>
+      </w:r>
+      <w:r>
+        <w:rPr>
+          <w:b/>
+          <w:bCs/>
+        </w:rPr>
+        <w:t>Ansible roles for large-scale infrastructure automation</w:t>
+      </w:r>
+      <w:r>
+        <w:t xml:space="preserve"> is all about </w:t>
+      </w:r>
+      <w:r>
+        <w:rPr>
+          <w:b/>
+          <w:bCs/>
+        </w:rPr>
+        <w:t>modularity, reusability, and maintainability</w:t>
+      </w:r>
+      <w:r>
+        <w:t>. In real-world DevOps environments, poor role design quickly becomes unmanageable—so structure and standards matter a lot.</w:t>
+      </w:r>
+    </w:p>
+    <w:p>
+      <w:pPr>
+        <w:pStyle w:val="ListParagraph"/>
+        <w:ind w:left="-340"/>
+      </w:pPr>
+    </w:p>
+    <w:p>
+      <w:pPr>
+        <w:pStyle w:val="ListParagraph"/>
+        <w:numPr>
+          <w:ilvl w:val="0"/>
+          <w:numId w:val="23"/>
+        </w:numPr>
+      </w:pPr>
+      <w:r>
+        <w:t>Following standard role layout:</w:t>
+      </w:r>
+    </w:p>
+    <w:p>
+      <w:pPr>
+        <w:pStyle w:val="ListParagraph"/>
+        <w:ind w:left="-340"/>
+      </w:pPr>
+      <w:r>
+        <w:t>Use of</w:t>
+      </w:r>
+      <w:r>
+        <w:t xml:space="preserve"> default ansible role layout:</w:t>
+      </w:r>
+    </w:p>
+    <w:p>
+      <w:pPr>
+        <w:pStyle w:val="ListParagraph"/>
+        <w:ind w:left="-340"/>
+      </w:pPr>
+      <w:r>
+        <w:rPr>
+          <w:noProof/>
+        </w:rPr>
+        <mc:AlternateContent>
+          <mc:Choice Requires="wps">
+            <w:drawing>
+              <wp:anchor distT="0" distB="0" distL="114300" distR="114300" simplePos="0" relativeHeight="251684864" behindDoc="0" locked="0" layoutInCell="1" allowOverlap="1" wp14:anchorId="4AB17E98" wp14:editId="58ADD998">
+                <wp:simplePos x="0" y="0"/>
+                <wp:positionH relativeFrom="column">
+                  <wp:posOffset>-253218</wp:posOffset>
+                </wp:positionH>
+                <wp:positionV relativeFrom="paragraph">
+                  <wp:posOffset>115278</wp:posOffset>
+                </wp:positionV>
+                <wp:extent cx="1941341" cy="1842868"/>
+                <wp:effectExtent l="0" t="0" r="20955" b="24130"/>
+                <wp:wrapNone/>
+                <wp:docPr id="1961808943" name="Text Box 22"/>
+                <wp:cNvGraphicFramePr/>
+                <a:graphic xmlns:a="http://schemas.openxmlformats.org/drawingml/2006/main">
+                  <a:graphicData uri="http://schemas.microsoft.com/office/word/2010/wordprocessingShape">
+                    <wps:wsp>
+                      <wps:cNvSpPr txBox="1"/>
+                      <wps:spPr>
+                        <a:xfrm>
+                          <a:off x="0" y="0"/>
+                          <a:ext cx="1941341" cy="1842868"/>
+                        </a:xfrm>
+                        <a:prstGeom prst="rect">
+                          <a:avLst/>
+                        </a:prstGeom>
+                        <a:solidFill>
+                          <a:schemeClr val="lt1"/>
+                        </a:solidFill>
+                        <a:ln w="6350">
+                          <a:solidFill>
+                            <a:prstClr val="black"/>
+                          </a:solidFill>
+                        </a:ln>
+                      </wps:spPr>
+                      <wps:txbx>
+                        <w:txbxContent>
+                          <w:p>
+                            <w:pPr>
+                              <w:ind w:left="0"/>
+                            </w:pPr>
+                            <w:r>
+                              <w:t>roles/</w:t>
+                            </w:r>
+                          </w:p>
+                          <w:p>
+                            <w:pPr>
+                              <w:ind w:left="0"/>
+                            </w:pPr>
+                            <w:r>
+                              <w:t xml:space="preserve">  common/</w:t>
+                            </w:r>
+                          </w:p>
+                          <w:p>
+                            <w:pPr>
+                              <w:ind w:left="0"/>
+                            </w:pPr>
+                            <w:r>
+                              <w:t xml:space="preserve">    tasks/</w:t>
+                            </w:r>
+                          </w:p>
+                          <w:p>
+                            <w:pPr>
+                              <w:ind w:left="0"/>
+                            </w:pPr>
+                            <w:r>
+                              <w:t xml:space="preserve">    handlers/</w:t>
+                            </w:r>
+                          </w:p>
+                          <w:p>
+                            <w:pPr>
+                              <w:ind w:left="0"/>
+                            </w:pPr>
+                            <w:r>
+                              <w:t xml:space="preserve">    templates/</w:t>
+                            </w:r>
+                          </w:p>
+                          <w:p>
+                            <w:pPr>
+                              <w:ind w:left="0"/>
+                            </w:pPr>
+                            <w:r>
+                              <w:t xml:space="preserve">    files/</w:t>
+                            </w:r>
+                          </w:p>
+                          <w:p>
+                            <w:pPr>
+                              <w:ind w:left="0"/>
+                            </w:pPr>
+                            <w:r>
+                              <w:t xml:space="preserve">    vars/</w:t>
+                            </w:r>
+                          </w:p>
+                          <w:p>
+                            <w:pPr>
+                              <w:ind w:left="0"/>
+                            </w:pPr>
+                            <w:r>
+                              <w:t xml:space="preserve">    defaults/</w:t>
+                            </w:r>
+                          </w:p>
+                          <w:p>
+                            <w:pPr>
+                              <w:ind w:left="0"/>
+                            </w:pPr>
+                            <w:r>
+                              <w:t xml:space="preserve">    meta/</w:t>
+                            </w:r>
+                          </w:p>
+                        </w:txbxContent>
+                      </wps:txbx>
+                      <wps:bodyPr rot="0" spcFirstLastPara="0" vertOverflow="overflow" horzOverflow="overflow" vert="horz" wrap="square" lIns="91440" tIns="45720" rIns="91440" bIns="45720" numCol="1" spcCol="0" rtlCol="0" fromWordArt="0" anchor="t" anchorCtr="0" forceAA="0" compatLnSpc="1">
+                        <a:prstTxWarp prst="textNoShape">
+                          <a:avLst/>
+                        </a:prstTxWarp>
+                        <a:noAutofit/>
+                      </wps:bodyPr>
+                    </wps:wsp>
+                  </a:graphicData>
+                </a:graphic>
+                <wp14:sizeRelH relativeFrom="margin">
+                  <wp14:pctWidth>0</wp14:pctWidth>
+                </wp14:sizeRelH>
+                <wp14:sizeRelV relativeFrom="margin">
+                  <wp14:pctHeight>0</wp14:pctHeight>
+                </wp14:sizeRelV>
+              </wp:anchor>
+            </w:drawing>
+          </mc:Choice>
+          <mc:Fallback>
+            <w:pict>
+              <v:shape w14:anchorId="4AB17E98" id="Text Box 22" o:spid="_x0000_s1047" type="#_x0000_t202" style="position:absolute;left:0;text-align:left;margin-left:-19.95pt;margin-top:9.1pt;width:152.85pt;height:145.1pt;z-index:251684864;visibility:visible;mso-wrap-style:square;mso-width-percent:0;mso-height-percent:0;mso-wrap-distance-left:9pt;mso-wrap-distance-top:0;mso-wrap-distance-right:9pt;mso-wrap-distance-bottom:0;mso-position-horizontal:absolute;mso-position-horizontal-relative:text;mso-position-vertical:absolute;mso-position-vertical-relative:text;mso-width-percent:0;mso-height-percent:0;mso-width-relative:margin;mso-height-relative:margin;v-text-anchor:top" o:gfxdata="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" fillcolor="white [3201]" strokeweight=".5pt">
+                <v:textbox>
+                  <w:txbxContent>
+                    <w:p>
+                      <w:pPr>
+                        <w:ind w:left="0"/>
+                      </w:pPr>
+                      <w:r>
+                        <w:t>roles/</w:t>
+                      </w:r>
+                    </w:p>
+                    <w:p>
+                      <w:pPr>
+                        <w:ind w:left="0"/>
+                      </w:pPr>
+                      <w:r>
+                        <w:t xml:space="preserve">  common/</w:t>
+                      </w:r>
+                    </w:p>
+                    <w:p>
+                      <w:pPr>
+                        <w:ind w:left="0"/>
+                      </w:pPr>
+                      <w:r>
+                        <w:t xml:space="preserve">    tasks/</w:t>
+                      </w:r>
+                    </w:p>
+                    <w:p>
+                      <w:pPr>
+                        <w:ind w:left="0"/>
+                      </w:pPr>
+                      <w:r>
+                        <w:t xml:space="preserve">    handlers/</w:t>
+                      </w:r>
+                    </w:p>
+                    <w:p>
+                      <w:pPr>
+                        <w:ind w:left="0"/>
+                      </w:pPr>
+                      <w:r>
+                        <w:t xml:space="preserve">    templates/</w:t>
+                      </w:r>
+                    </w:p>
+                    <w:p>
+                      <w:pPr>
+                        <w:ind w:left="0"/>
+                      </w:pPr>
+                      <w:r>
+                        <w:t xml:space="preserve">    files/</w:t>
+                      </w:r>
+                    </w:p>
+                    <w:p>
+                      <w:pPr>
+                        <w:ind w:left="0"/>
+                      </w:pPr>
+                      <w:r>
+                        <w:t xml:space="preserve">    vars/</w:t>
+                      </w:r>
+                    </w:p>
+                    <w:p>
+                      <w:pPr>
+                        <w:ind w:left="0"/>
+                      </w:pPr>
+                      <w:r>
+                        <w:t xml:space="preserve">    defaults/</w:t>
+                      </w:r>
+                    </w:p>
+                    <w:p>
+                      <w:pPr>
+                        <w:ind w:left="0"/>
+                      </w:pPr>
+                      <w:r>
+                        <w:t xml:space="preserve">    meta/</w:t>
+                      </w:r>
+                    </w:p>
+                  </w:txbxContent>
+                </v:textbox>
+              </v:shape>
+            </w:pict>
+          </mc:Fallback>
+        </mc:AlternateContent>
+      </w:r>
+    </w:p>
+    <w:p>
+      <w:pPr>
+        <w:pStyle w:val="ListParagraph"/>
+        <w:tabs>
+          <w:tab w:val="left" w:pos="3423"/>
+          <w:tab w:val="left" w:pos="6070"/>
+        </w:tabs>
+        <w:rPr>
+          <w:b/>
+          <w:bCs/>
+        </w:rPr>
+      </w:pPr>
+      <w:r>
+        <w:rPr>
+          <w:lang w:val="en-US"/>
+        </w:rPr>
+        <w:tab/>
+      </w:r>
+      <w:r>
+        <w:rPr>
+          <w:b/>
+          <w:bCs/>
+        </w:rPr>
+        <w:t>Key idea:</w:t>
+      </w:r>
+      <w:r>
+        <w:rPr>
+          <w:b/>
+          <w:bCs/>
+        </w:rPr>
+        <w:t xml:space="preserve"> </w:t>
+      </w:r>
+    </w:p>
+    <w:p>
+      <w:pPr>
+        <w:pStyle w:val="ListParagraph"/>
+        <w:tabs>
+          <w:tab w:val="left" w:pos="3423"/>
+          <w:tab w:val="left" w:pos="6070"/>
+        </w:tabs>
+      </w:pPr>
+      <w:r>
+        <w:rPr>
+          <w:b/>
+          <w:bCs/>
+        </w:rPr>
+        <w:t xml:space="preserve">                                                </w:t>
+      </w:r>
+      <w:r>
+        <w:t xml:space="preserve">defaults/ → low priority (user can override) </w:t>
+      </w:r>
+    </w:p>
+    <w:p>
+      <w:pPr>
+        <w:pStyle w:val="ListParagraph"/>
+        <w:numPr>
+          <w:ilvl w:val="0"/>
+          <w:numId w:val="22"/>
+        </w:numPr>
+        <w:tabs>
+          <w:tab w:val="left" w:pos="3423"/>
+          <w:tab w:val="left" w:pos="6070"/>
+        </w:tabs>
+      </w:pPr>
+      <w:r>
+        <w:t xml:space="preserve">                                                </w:t>
+      </w:r>
+      <w:r>
+        <w:t xml:space="preserve">vars/ → high priority (fixed values) </w:t>
+      </w:r>
+    </w:p>
+    <w:p>
+      <w:pPr>
+        <w:pStyle w:val="ListParagraph"/>
+        <w:numPr>
+          <w:ilvl w:val="0"/>
+          <w:numId w:val="22"/>
+        </w:numPr>
+        <w:tabs>
+          <w:tab w:val="left" w:pos="3423"/>
+          <w:tab w:val="left" w:pos="6070"/>
+        </w:tabs>
+      </w:pPr>
+      <w:r>
+        <w:t xml:space="preserve">                                                </w:t>
+      </w:r>
+      <w:r>
+        <w:t xml:space="preserve">tasks/ → main logic </w:t>
+      </w:r>
+    </w:p>
+    <w:p>
+      <w:pPr>
+        <w:pStyle w:val="ListParagraph"/>
+        <w:numPr>
+          <w:ilvl w:val="0"/>
+          <w:numId w:val="22"/>
+        </w:numPr>
+        <w:tabs>
+          <w:tab w:val="left" w:pos="3423"/>
+          <w:tab w:val="left" w:pos="6070"/>
+        </w:tabs>
+      </w:pPr>
+      <w:r>
+        <w:t xml:space="preserve">                                                </w:t>
+      </w:r>
+      <w:r>
+        <w:t xml:space="preserve">handlers/ → triggered actions (restart services) </w:t>
+      </w:r>
+    </w:p>
+    <w:p>
+      <w:pPr>
+        <w:pStyle w:val="ListParagraph"/>
+        <w:tabs>
+          <w:tab w:val="left" w:pos="3423"/>
+          <w:tab w:val="left" w:pos="6070"/>
+        </w:tabs>
+        <w:ind w:left="-340"/>
+        <w:rPr>
+          <w:lang w:val="en-US"/>
+        </w:rPr>
+      </w:pPr>
+    </w:p>
+    <w:p>
+      <w:pPr>
+        <w:pStyle w:val="ListParagraph"/>
+        <w:ind w:left="-340"/>
+        <w:rPr>
+          <w:lang w:val="en-US"/>
+        </w:rPr>
+      </w:pPr>
+    </w:p>
+    <w:p>
+      <w:pPr>
+        <w:pStyle w:val="ListParagraph"/>
+        <w:ind w:left="-340"/>
+        <w:rPr>
+          <w:lang w:val="en-US"/>
+        </w:rPr>
+      </w:pPr>
+    </w:p>
+    <w:p>
+      <w:pPr>
+        <w:pStyle w:val="ListParagraph"/>
+        <w:ind w:left="-340"/>
+        <w:rPr>
+          <w:lang w:val="en-US"/>
+        </w:rPr>
+      </w:pPr>
+    </w:p>
+    <w:p>
+      <w:pPr>
+        <w:pStyle w:val="ListParagraph"/>
+        <w:ind w:left="-340"/>
+        <w:rPr>
+          <w:lang w:val="en-US"/>
+        </w:rPr>
+      </w:pPr>
+    </w:p>
+    <w:p>
+      <w:pPr>
+        <w:pStyle w:val="ListParagraph"/>
+        <w:numPr>
+          <w:ilvl w:val="0"/>
+          <w:numId w:val="23"/>
+        </w:numPr>
+        <w:rPr>
+          <w:lang w:val="en-US"/>
+        </w:rPr>
+      </w:pPr>
+      <w:r>
+        <w:rPr>
+          <w:lang w:val="en-US"/>
+        </w:rPr>
+        <w:t>Keep Roles Single responsibility</w:t>
+      </w:r>
+    </w:p>
+    <w:p>
+      <w:pPr>
+        <w:rPr>
+          <w:lang w:val="en-US"/>
+        </w:rPr>
+      </w:pPr>
+      <w:r>
+        <w:rPr>
+          <w:lang w:val="en-US"/>
+        </w:rPr>
+        <w:t>Each role should do one thing</w:t>
+      </w:r>
+      <w:r>
+        <w:rPr>
+          <w:lang w:val="en-US"/>
+        </w:rPr>
+        <w:t>.</w:t>
+      </w:r>
+    </w:p>
+    <w:p>
+      <w:pPr>
+        <w:rPr>
+          <w:lang w:val="en-US"/>
+        </w:rPr>
+      </w:pPr>
+      <w:r>
+        <w:rPr>
+          <w:lang w:val="en-US"/>
+        </w:rPr>
+        <w:t>Following microservices mindset in automation</w:t>
+      </w:r>
+      <w:r>
+        <w:rPr>
+          <w:lang w:val="en-US"/>
+        </w:rPr>
+        <w:t>.</w:t>
+      </w:r>
+    </w:p>
+    <w:p>
+      <w:pPr>
+        <w:rPr>
+          <w:lang w:val="en-US"/>
+        </w:rPr>
+      </w:pPr>
+    </w:p>
+    <w:p>
+      <w:pPr>
+        <w:rPr>
+          <w:lang w:val="en-US"/>
+        </w:rPr>
+      </w:pPr>
+      <w:r>
+        <w:rPr>
+          <w:lang w:val="en-US"/>
+        </w:rPr>
+        <w:t xml:space="preserve">Ex: </w:t>
+      </w:r>
+      <w:proofErr w:type="spellStart"/>
+      <w:r>
+        <w:rPr>
+          <w:lang w:val="en-US"/>
+        </w:rPr>
+        <w:t>ngnix</w:t>
+      </w:r>
+      <w:proofErr w:type="spellEnd"/>
+      <w:r>
+        <w:rPr>
+          <w:lang w:val="en-US"/>
+        </w:rPr>
+        <w:t xml:space="preserve">, </w:t>
+      </w:r>
+      <w:proofErr w:type="spellStart"/>
+      <w:r>
+        <w:rPr>
+          <w:lang w:val="en-US"/>
+        </w:rPr>
+        <w:t>mysql</w:t>
+      </w:r>
+      <w:proofErr w:type="spellEnd"/>
+      <w:r>
+        <w:rPr>
+          <w:lang w:val="en-US"/>
+        </w:rPr>
+        <w:t>, docker, app-deploy.</w:t>
+      </w:r>
+    </w:p>
+    <w:p>
+      <w:pPr>
+        <w:rPr>
+          <w:lang w:val="en-US"/>
+        </w:rPr>
+      </w:pPr>
+    </w:p>
+    <w:p>
+      <w:pPr>
+        <w:pStyle w:val="ListParagraph"/>
+        <w:numPr>
+          <w:ilvl w:val="0"/>
+          <w:numId w:val="23"/>
+        </w:numPr>
+        <w:rPr>
+          <w:lang w:val="en-US"/>
+        </w:rPr>
+      </w:pPr>
+      <w:r>
+        <w:rPr>
+          <w:lang w:val="en-US"/>
+        </w:rPr>
+        <w:t>Parameterize Everything (Make Roles Flexible)</w:t>
+      </w:r>
+    </w:p>
+    <w:p>
+      <w:pPr>
+        <w:rPr>
+          <w:lang w:val="en-US"/>
+        </w:rPr>
+      </w:pPr>
+      <w:r>
+        <w:rPr>
+          <w:lang w:val="en-US"/>
+        </w:rPr>
+        <w:t>Use of variables instead of hardcoding:</w:t>
+      </w:r>
+    </w:p>
+    <w:p>
+      <w:pPr>
+        <w:rPr>
+          <w:lang w:val="en-US"/>
+        </w:rPr>
+      </w:pPr>
+    </w:p>
+    <w:p>
+      <w:pPr>
+        <w:rPr>
+          <w:lang w:val="en-US"/>
+        </w:rPr>
+      </w:pPr>
+    </w:p>
+    <w:p>
+      <w:pPr>
+        <w:rPr>
+          <w:lang w:val="en-US"/>
+        </w:rPr>
+      </w:pPr>
+    </w:p>
+    <w:p>
+      <w:pPr>
+        <w:pStyle w:val="ListParagraph"/>
+        <w:ind w:left="-340"/>
+        <w:rPr>
+          <w:lang w:val="en-US"/>
+        </w:rPr>
+      </w:pPr>
+    </w:p>
+    <w:p>
+      <w:pPr>
+        <w:pStyle w:val="ListParagraph"/>
+        <w:ind w:left="-340"/>
+        <w:rPr>
+          <w:lang w:val="en-US"/>
+        </w:rPr>
+      </w:pPr>
+    </w:p>
+    <w:p>
+      <w:pPr>
+        <w:pStyle w:val="ListParagraph"/>
+        <w:ind w:left="-340"/>
+        <w:rPr>
+          <w:lang w:val="en-US"/>
+        </w:rPr>
+      </w:pPr>
+    </w:p>
+    <w:p>
+      <w:pPr>
+        <w:pStyle w:val="ListParagraph"/>
+        <w:ind w:left="-340"/>
+        <w:rPr>
+          <w:lang w:val="en-US"/>
+        </w:rPr>
+      </w:pPr>
+    </w:p>
+    <w:p>
+      <w:pPr>
+        <w:pStyle w:val="ListParagraph"/>
+        <w:ind w:left="-340"/>
+        <w:rPr>
+          <w:lang w:val="en-US"/>
+        </w:rPr>
+      </w:pPr>
+    </w:p>
+    <w:p>
+      <w:pPr>
+        <w:pStyle w:val="ListParagraph"/>
+        <w:ind w:left="-340"/>
+        <w:rPr>
+          <w:lang w:val="en-US"/>
+        </w:rPr>
+      </w:pPr>
+    </w:p>
+    <w:p>
+      <w:pPr>
+        <w:pStyle w:val="ListParagraph"/>
+        <w:ind w:left="-340"/>
+        <w:rPr>
+          <w:lang w:val="en-US"/>
+        </w:rPr>
+      </w:pPr>
+    </w:p>
+    <w:p>
+      <w:pPr>
+        <w:pStyle w:val="ListParagraph"/>
+        <w:ind w:left="-340"/>
+        <w:rPr>
+          <w:lang w:val="en-US"/>
+        </w:rPr>
+      </w:pPr>
+    </w:p>
+    <w:p>
+      <w:pPr>
+        <w:pStyle w:val="ListParagraph"/>
+        <w:ind w:left="-340"/>
+        <w:rPr>
+          <w:lang w:val="en-US"/>
+        </w:rPr>
+      </w:pPr>
+    </w:p>
+    <w:p>
+      <w:pPr>
+        <w:pStyle w:val="ListParagraph"/>
+        <w:ind w:left="-340"/>
+        <w:rPr>
+          <w:lang w:val="en-US"/>
+        </w:rPr>
+      </w:pPr>
+    </w:p>
+    <w:p>
+      <w:pPr>
+        <w:pStyle w:val="ListParagraph"/>
+        <w:ind w:left="-340"/>
+        <w:rPr>
+          <w:lang w:val="en-US"/>
+        </w:rPr>
+      </w:pPr>
+    </w:p>
+    <w:p>
+      <w:pPr>
+        <w:ind w:left="0"/>
+        <w:rPr>
+          <w:lang w:val="en-US"/>
+        </w:rPr>
+      </w:pPr>
+    </w:p>
+    <w:p>
+      <w:pPr>
+        <w:pStyle w:val="ListParagraph"/>
+        <w:numPr>
+          <w:ilvl w:val="0"/>
+          <w:numId w:val="21"/>
+        </w:numPr>
+        <w:rPr>
+          <w:lang w:val="en-US"/>
+        </w:rPr>
+      </w:pPr>
+      <w:r>
+        <w:t>An Ansible playbook works on one server but fails on others — how do you debug?</w:t>
+      </w:r>
+      <w:r>
+        <w:br/>
+      </w:r>
+      <w:r>
+        <w:br/>
+        <w:t>How do you ensure idempotency in complex Ansible playbooks?</w:t>
+      </w:r>
+      <w:r>
+        <w:br/>
+      </w:r>
+      <w:r>
+        <w:br/>
+        <w:t>Explain Ansible inventory design for multi-environment setups.</w:t>
+      </w:r>
+      <w:r>
+        <w:br/>
+      </w:r>
+      <w:r>
+        <w:lastRenderedPageBreak/>
+        <w:br/>
+        <w:t>How do you handle secrets securely in Ansible?</w:t>
+      </w:r>
+      <w:r>
+        <w:br/>
+      </w:r>
+      <w:r>
+        <w:br/>
+        <w:t>How do you manage Ansible at scale with hundreds of nodes?</w:t>
+      </w:r>
+      <w:r>
+        <w:br/>
+      </w:r>
+      <w:r>
+        <w:br/>
+        <w:t>An Ansible run partially failed — how do you safely recover?</w:t>
+      </w:r>
+      <w:r>
+        <w:br/>
+      </w:r>
+      <w:r>
+        <w:br/>
+        <w:t>How do you test Ansible playbooks before production rollout?</w:t>
+      </w:r>
+      <w:r>
+        <w:br/>
+      </w:r>
+      <w:r>
+        <w:br/>
+        <w:t>Ansible vs Terraform — when do you use each in real projects?</w:t>
+      </w:r>
+      <w:r>
+        <w:br/>
+      </w:r>
+      <w:r>
+        <w:br/>
+        <w:t>How do you optimize Ansible execution speed?</w:t>
+      </w:r>
+      <w:r>
+        <w:br/>
+      </w:r>
+      <w:r>
+        <w:br/>
+        <w:t>How do you manage OS patching using Ansible without downtime?</w:t>
+      </w:r>
+      <w:r>
+        <w:br/>
+      </w:r>
+      <w:r>
+        <w:br/>
+        <w:t>How do you audit Ansible changes for compliance?</w:t>
+      </w:r>
+      <w:r>
+        <w:br/>
+      </w:r>
+      <w:r>
+        <w:br/>
+        <w:t>How do you integrate Ansible with CI/CD pipelines?</w:t>
+      </w:r>
+      <w:r>
+        <w:br/>
+      </w:r>
+      <w:r>
+        <w:br/>
+        <w:t>How do you manage Ansible collections and versions?</w:t>
+      </w:r>
+      <w:r>
+        <w:br/>
+      </w:r>
+      <w:r>
+        <w:br/>
+        <w:t>What Ansible practices clearly show senior DevOps ownership?</w:t>
+      </w:r>
+      <w:r>
+        <w:br/>
+      </w:r>
     </w:p>
     <w:sectPr>
       <w:headerReference w:type="default" r:id="rId15"/>
@@ -12237,6 +14775,155 @@
     </w:lvl>
   </w:abstractNum>
   <w:abstractNum w:abstractNumId="3" w15:restartNumberingAfterBreak="0">
+    <w:nsid w:val="1C385763"/>
+    <w:multiLevelType w:val="multilevel"/>
+    <w:tmpl w:val="6D76D6B4"/>
+    <w:lvl w:ilvl="0">
+      <w:start w:val="1"/>
+      <w:numFmt w:val="bullet"/>
+      <w:lvlText w:val=""/>
+      <w:lvlJc w:val="left"/>
+      <w:pPr>
+        <w:tabs>
+          <w:tab w:val="num" w:pos="720"/>
+        </w:tabs>
+        <w:ind w:left="720" w:hanging="360"/>
+      </w:pPr>
+      <w:rPr>
+        <w:rFonts w:ascii="Symbol" w:hAnsi="Symbol" w:hint="default"/>
+        <w:sz w:val="20"/>
+      </w:rPr>
+    </w:lvl>
+    <w:lvl w:ilvl="1" w:tentative="1">
+      <w:start w:val="1"/>
+      <w:numFmt w:val="bullet"/>
+      <w:lvlText w:val="o"/>
+      <w:lvlJc w:val="left"/>
+      <w:pPr>
+        <w:tabs>
+          <w:tab w:val="num" w:pos="1440"/>
+        </w:tabs>
+        <w:ind w:left="1440" w:hanging="360"/>
+      </w:pPr>
+      <w:rPr>
+        <w:rFonts w:ascii="Courier New" w:hAnsi="Courier New" w:hint="default"/>
+        <w:sz w:val="20"/>
+      </w:rPr>
+    </w:lvl>
+    <w:lvl w:ilvl="2" w:tentative="1">
+      <w:start w:val="1"/>
+      <w:numFmt w:val="bullet"/>
+      <w:lvlText w:val=""/>
+      <w:lvlJc w:val="left"/>
+      <w:pPr>
+        <w:tabs>
+          <w:tab w:val="num" w:pos="2160"/>
+        </w:tabs>
+        <w:ind w:left="2160" w:hanging="360"/>
+      </w:pPr>
+      <w:rPr>
+        <w:rFonts w:ascii="Wingdings" w:hAnsi="Wingdings" w:hint="default"/>
+        <w:sz w:val="20"/>
+      </w:rPr>
+    </w:lvl>
+    <w:lvl w:ilvl="3" w:tentative="1">
+      <w:start w:val="1"/>
+      <w:numFmt w:val="bullet"/>
+      <w:lvlText w:val=""/>
+      <w:lvlJc w:val="left"/>
+      <w:pPr>
+        <w:tabs>
+          <w:tab w:val="num" w:pos="2880"/>
+        </w:tabs>
+        <w:ind w:left="2880" w:hanging="360"/>
+      </w:pPr>
+      <w:rPr>
+        <w:rFonts w:ascii="Wingdings" w:hAnsi="Wingdings" w:hint="default"/>
+        <w:sz w:val="20"/>
+      </w:rPr>
+    </w:lvl>
+    <w:lvl w:ilvl="4" w:tentative="1">
+      <w:start w:val="1"/>
+      <w:numFmt w:val="bullet"/>
+      <w:lvlText w:val=""/>
+      <w:lvlJc w:val="left"/>
+      <w:pPr>
+        <w:tabs>
+          <w:tab w:val="num" w:pos="3600"/>
+        </w:tabs>
+        <w:ind w:left="3600" w:hanging="360"/>
+      </w:pPr>
+      <w:rPr>
+        <w:rFonts w:ascii="Wingdings" w:hAnsi="Wingdings" w:hint="default"/>
+        <w:sz w:val="20"/>
+      </w:rPr>
+    </w:lvl>
+    <w:lvl w:ilvl="5" w:tentative="1">
+      <w:start w:val="1"/>
+      <w:numFmt w:val="bullet"/>
+      <w:lvlText w:val=""/>
+      <w:lvlJc w:val="left"/>
+      <w:pPr>
+        <w:tabs>
+          <w:tab w:val="num" w:pos="4320"/>
+        </w:tabs>
+        <w:ind w:left="4320" w:hanging="360"/>
+      </w:pPr>
+      <w:rPr>
+        <w:rFonts w:ascii="Wingdings" w:hAnsi="Wingdings" w:hint="default"/>
+        <w:sz w:val="20"/>
+      </w:rPr>
+    </w:lvl>
+    <w:lvl w:ilvl="6" w:tentative="1">
+      <w:start w:val="1"/>
+      <w:numFmt w:val="bullet"/>
+      <w:lvlText w:val=""/>
+      <w:lvlJc w:val="left"/>
+      <w:pPr>
+        <w:tabs>
+          <w:tab w:val="num" w:pos="5040"/>
+        </w:tabs>
+        <w:ind w:left="5040" w:hanging="360"/>
+      </w:pPr>
+      <w:rPr>
+        <w:rFonts w:ascii="Wingdings" w:hAnsi="Wingdings" w:hint="default"/>
+        <w:sz w:val="20"/>
+      </w:rPr>
+    </w:lvl>
+    <w:lvl w:ilvl="7" w:tentative="1">
+      <w:start w:val="1"/>
+      <w:numFmt w:val="bullet"/>
+      <w:lvlText w:val=""/>
+      <w:lvlJc w:val="left"/>
+      <w:pPr>
+        <w:tabs>
+          <w:tab w:val="num" w:pos="5760"/>
+        </w:tabs>
+        <w:ind w:left="5760" w:hanging="360"/>
+      </w:pPr>
+      <w:rPr>
+        <w:rFonts w:ascii="Wingdings" w:hAnsi="Wingdings" w:hint="default"/>
+        <w:sz w:val="20"/>
+      </w:rPr>
+    </w:lvl>
+    <w:lvl w:ilvl="8" w:tentative="1">
+      <w:start w:val="1"/>
+      <w:numFmt w:val="bullet"/>
+      <w:lvlText w:val=""/>
+      <w:lvlJc w:val="left"/>
+      <w:pPr>
+        <w:tabs>
+          <w:tab w:val="num" w:pos="6480"/>
+        </w:tabs>
+        <w:ind w:left="6480" w:hanging="360"/>
+      </w:pPr>
+      <w:rPr>
+        <w:rFonts w:ascii="Wingdings" w:hAnsi="Wingdings" w:hint="default"/>
+        <w:sz w:val="20"/>
+      </w:rPr>
+    </w:lvl>
+  </w:abstractNum>
+  <w:abstractNum w:abstractNumId="4" w15:restartNumberingAfterBreak="0">
     <w:nsid w:val="2F627B18"/>
     <w:multiLevelType w:val="multilevel"/>
     <w:tmpl w:val="48A2E52A"/>
@@ -12385,7 +15072,7 @@
       </w:rPr>
     </w:lvl>
   </w:abstractNum>
-  <w:abstractNum w:abstractNumId="4" w15:restartNumberingAfterBreak="0">
+  <w:abstractNum w:abstractNumId="5" w15:restartNumberingAfterBreak="0">
     <w:nsid w:val="2F71424E"/>
     <w:multiLevelType w:val="hybridMultilevel"/>
     <w:tmpl w:val="B6489B46"/>
@@ -12498,7 +15185,7 @@
       </w:rPr>
     </w:lvl>
   </w:abstractNum>
-  <w:abstractNum w:abstractNumId="5" w15:restartNumberingAfterBreak="0">
+  <w:abstractNum w:abstractNumId="6" w15:restartNumberingAfterBreak="0">
     <w:nsid w:val="421D1E36"/>
     <w:multiLevelType w:val="hybridMultilevel"/>
     <w:tmpl w:val="8C62FB3C"/>
@@ -12611,7 +15298,7 @@
       </w:rPr>
     </w:lvl>
   </w:abstractNum>
-  <w:abstractNum w:abstractNumId="6" w15:restartNumberingAfterBreak="0">
+  <w:abstractNum w:abstractNumId="7" w15:restartNumberingAfterBreak="0">
     <w:nsid w:val="478570CA"/>
     <w:multiLevelType w:val="hybridMultilevel"/>
     <w:tmpl w:val="6D082344"/>
@@ -12724,7 +15411,244 @@
       </w:rPr>
     </w:lvl>
   </w:abstractNum>
-  <w:abstractNum w:abstractNumId="7" w15:restartNumberingAfterBreak="0">
+  <w:abstractNum w:abstractNumId="8" w15:restartNumberingAfterBreak="0">
+    <w:nsid w:val="4B123A54"/>
+    <w:multiLevelType w:val="hybridMultilevel"/>
+    <w:tmpl w:val="5084345C"/>
+    <w:lvl w:ilvl="0" w:tplc="4009000F">
+      <w:start w:val="1"/>
+      <w:numFmt w:val="decimal"/>
+      <w:lvlText w:val="%1."/>
+      <w:lvlJc w:val="left"/>
+      <w:pPr>
+        <w:ind w:left="720" w:hanging="360"/>
+      </w:pPr>
+      <w:rPr>
+        <w:rFonts w:hint="default"/>
+      </w:rPr>
+    </w:lvl>
+    <w:lvl w:ilvl="1" w:tplc="40090001">
+      <w:start w:val="1"/>
+      <w:numFmt w:val="bullet"/>
+      <w:lvlText w:val=""/>
+      <w:lvlJc w:val="left"/>
+      <w:pPr>
+        <w:ind w:left="1440" w:hanging="360"/>
+      </w:pPr>
+      <w:rPr>
+        <w:rFonts w:ascii="Symbol" w:hAnsi="Symbol" w:hint="default"/>
+      </w:rPr>
+    </w:lvl>
+    <w:lvl w:ilvl="2" w:tplc="4009001B">
+      <w:start w:val="1"/>
+      <w:numFmt w:val="lowerRoman"/>
+      <w:lvlText w:val="%3."/>
+      <w:lvlJc w:val="right"/>
+      <w:pPr>
+        <w:ind w:left="2160" w:hanging="180"/>
+      </w:pPr>
+    </w:lvl>
+    <w:lvl w:ilvl="3" w:tplc="4009000F" w:tentative="1">
+      <w:start w:val="1"/>
+      <w:numFmt w:val="decimal"/>
+      <w:lvlText w:val="%4."/>
+      <w:lvlJc w:val="left"/>
+      <w:pPr>
+        <w:ind w:left="2880" w:hanging="360"/>
+      </w:pPr>
+    </w:lvl>
+    <w:lvl w:ilvl="4" w:tplc="40090019" w:tentative="1">
+      <w:start w:val="1"/>
+      <w:numFmt w:val="lowerLetter"/>
+      <w:lvlText w:val="%5."/>
+      <w:lvlJc w:val="left"/>
+      <w:pPr>
+        <w:ind w:left="3600" w:hanging="360"/>
+      </w:pPr>
+    </w:lvl>
+    <w:lvl w:ilvl="5" w:tplc="4009001B" w:tentative="1">
+      <w:start w:val="1"/>
+      <w:numFmt w:val="lowerRoman"/>
+      <w:lvlText w:val="%6."/>
+      <w:lvlJc w:val="right"/>
+      <w:pPr>
+        <w:ind w:left="4320" w:hanging="180"/>
+      </w:pPr>
+    </w:lvl>
+    <w:lvl w:ilvl="6" w:tplc="4009000F" w:tentative="1">
+      <w:start w:val="1"/>
+      <w:numFmt w:val="decimal"/>
+      <w:lvlText w:val="%7."/>
+      <w:lvlJc w:val="left"/>
+      <w:pPr>
+        <w:ind w:left="5040" w:hanging="360"/>
+      </w:pPr>
+    </w:lvl>
+    <w:lvl w:ilvl="7" w:tplc="40090019" w:tentative="1">
+      <w:start w:val="1"/>
+      <w:numFmt w:val="lowerLetter"/>
+      <w:lvlText w:val="%8."/>
+      <w:lvlJc w:val="left"/>
+      <w:pPr>
+        <w:ind w:left="5760" w:hanging="360"/>
+      </w:pPr>
+    </w:lvl>
+    <w:lvl w:ilvl="8" w:tplc="4009001B" w:tentative="1">
+      <w:start w:val="1"/>
+      <w:numFmt w:val="lowerRoman"/>
+      <w:lvlText w:val="%9."/>
+      <w:lvlJc w:val="right"/>
+      <w:pPr>
+        <w:ind w:left="6480" w:hanging="180"/>
+      </w:pPr>
+    </w:lvl>
+  </w:abstractNum>
+  <w:abstractNum w:abstractNumId="9" w15:restartNumberingAfterBreak="0">
+    <w:nsid w:val="4BE6096C"/>
+    <w:multiLevelType w:val="multilevel"/>
+    <w:tmpl w:val="D34462F0"/>
+    <w:lvl w:ilvl="0">
+      <w:start w:val="1"/>
+      <w:numFmt w:val="bullet"/>
+      <w:lvlText w:val=""/>
+      <w:lvlJc w:val="left"/>
+      <w:pPr>
+        <w:tabs>
+          <w:tab w:val="num" w:pos="720"/>
+        </w:tabs>
+        <w:ind w:left="720" w:hanging="360"/>
+      </w:pPr>
+      <w:rPr>
+        <w:rFonts w:ascii="Symbol" w:hAnsi="Symbol" w:hint="default"/>
+        <w:sz w:val="20"/>
+      </w:rPr>
+    </w:lvl>
+    <w:lvl w:ilvl="1">
+      <w:start w:val="1"/>
+      <w:numFmt w:val="decimal"/>
+      <w:lvlText w:val="%2."/>
+      <w:lvlJc w:val="left"/>
+      <w:pPr>
+        <w:ind w:left="1440" w:hanging="360"/>
+      </w:pPr>
+      <w:rPr>
+        <w:rFonts w:hint="default"/>
+      </w:rPr>
+    </w:lvl>
+    <w:lvl w:ilvl="2" w:tentative="1">
+      <w:start w:val="1"/>
+      <w:numFmt w:val="bullet"/>
+      <w:lvlText w:val=""/>
+      <w:lvlJc w:val="left"/>
+      <w:pPr>
+        <w:tabs>
+          <w:tab w:val="num" w:pos="2160"/>
+        </w:tabs>
+        <w:ind w:left="2160" w:hanging="360"/>
+      </w:pPr>
+      <w:rPr>
+        <w:rFonts w:ascii="Wingdings" w:hAnsi="Wingdings" w:hint="default"/>
+        <w:sz w:val="20"/>
+      </w:rPr>
+    </w:lvl>
+    <w:lvl w:ilvl="3" w:tentative="1">
+      <w:start w:val="1"/>
+      <w:numFmt w:val="bullet"/>
+      <w:lvlText w:val=""/>
+      <w:lvlJc w:val="left"/>
+      <w:pPr>
+        <w:tabs>
+          <w:tab w:val="num" w:pos="2880"/>
+        </w:tabs>
+        <w:ind w:left="2880" w:hanging="360"/>
+      </w:pPr>
+      <w:rPr>
+        <w:rFonts w:ascii="Wingdings" w:hAnsi="Wingdings" w:hint="default"/>
+        <w:sz w:val="20"/>
+      </w:rPr>
+    </w:lvl>
+    <w:lvl w:ilvl="4" w:tentative="1">
+      <w:start w:val="1"/>
+      <w:numFmt w:val="bullet"/>
+      <w:lvlText w:val=""/>
+      <w:lvlJc w:val="left"/>
+      <w:pPr>
+        <w:tabs>
+          <w:tab w:val="num" w:pos="3600"/>
+        </w:tabs>
+        <w:ind w:left="3600" w:hanging="360"/>
+      </w:pPr>
+      <w:rPr>
+        <w:rFonts w:ascii="Wingdings" w:hAnsi="Wingdings" w:hint="default"/>
+        <w:sz w:val="20"/>
+      </w:rPr>
+    </w:lvl>
+    <w:lvl w:ilvl="5" w:tentative="1">
+      <w:start w:val="1"/>
+      <w:numFmt w:val="bullet"/>
+      <w:lvlText w:val=""/>
+      <w:lvlJc w:val="left"/>
+      <w:pPr>
+        <w:tabs>
+          <w:tab w:val="num" w:pos="4320"/>
+        </w:tabs>
+        <w:ind w:left="4320" w:hanging="360"/>
+      </w:pPr>
+      <w:rPr>
+        <w:rFonts w:ascii="Wingdings" w:hAnsi="Wingdings" w:hint="default"/>
+        <w:sz w:val="20"/>
+      </w:rPr>
+    </w:lvl>
+    <w:lvl w:ilvl="6" w:tentative="1">
+      <w:start w:val="1"/>
+      <w:numFmt w:val="bullet"/>
+      <w:lvlText w:val=""/>
+      <w:lvlJc w:val="left"/>
+      <w:pPr>
+        <w:tabs>
+          <w:tab w:val="num" w:pos="5040"/>
+        </w:tabs>
+        <w:ind w:left="5040" w:hanging="360"/>
+      </w:pPr>
+      <w:rPr>
+        <w:rFonts w:ascii="Wingdings" w:hAnsi="Wingdings" w:hint="default"/>
+        <w:sz w:val="20"/>
+      </w:rPr>
+    </w:lvl>
+    <w:lvl w:ilvl="7" w:tentative="1">
+      <w:start w:val="1"/>
+      <w:numFmt w:val="bullet"/>
+      <w:lvlText w:val=""/>
+      <w:lvlJc w:val="left"/>
+      <w:pPr>
+        <w:tabs>
+          <w:tab w:val="num" w:pos="5760"/>
+        </w:tabs>
+        <w:ind w:left="5760" w:hanging="360"/>
+      </w:pPr>
+      <w:rPr>
+        <w:rFonts w:ascii="Wingdings" w:hAnsi="Wingdings" w:hint="default"/>
+        <w:sz w:val="20"/>
+      </w:rPr>
+    </w:lvl>
+    <w:lvl w:ilvl="8" w:tentative="1">
+      <w:start w:val="1"/>
+      <w:numFmt w:val="bullet"/>
+      <w:lvlText w:val=""/>
+      <w:lvlJc w:val="left"/>
+      <w:pPr>
+        <w:tabs>
+          <w:tab w:val="num" w:pos="6480"/>
+        </w:tabs>
+        <w:ind w:left="6480" w:hanging="360"/>
+      </w:pPr>
+      <w:rPr>
+        <w:rFonts w:ascii="Wingdings" w:hAnsi="Wingdings" w:hint="default"/>
+        <w:sz w:val="20"/>
+      </w:rPr>
+    </w:lvl>
+  </w:abstractNum>
+  <w:abstractNum w:abstractNumId="10" w15:restartNumberingAfterBreak="0">
     <w:nsid w:val="4DF45389"/>
     <w:multiLevelType w:val="hybridMultilevel"/>
     <w:tmpl w:val="8C94B64E"/>
@@ -12837,7 +15761,7 @@
       </w:rPr>
     </w:lvl>
   </w:abstractNum>
-  <w:abstractNum w:abstractNumId="8" w15:restartNumberingAfterBreak="0">
+  <w:abstractNum w:abstractNumId="11" w15:restartNumberingAfterBreak="0">
     <w:nsid w:val="532E40AB"/>
     <w:multiLevelType w:val="multilevel"/>
     <w:tmpl w:val="656AFE68"/>
@@ -12950,7 +15874,96 @@
       </w:pPr>
     </w:lvl>
   </w:abstractNum>
-  <w:abstractNum w:abstractNumId="9" w15:restartNumberingAfterBreak="0">
+  <w:abstractNum w:abstractNumId="12" w15:restartNumberingAfterBreak="0">
+    <w:nsid w:val="5A472D95"/>
+    <w:multiLevelType w:val="hybridMultilevel"/>
+    <w:tmpl w:val="04D6ED4A"/>
+    <w:lvl w:ilvl="0" w:tplc="F018828E">
+      <w:start w:val="1"/>
+      <w:numFmt w:val="lowerLetter"/>
+      <w:lvlText w:val="%1."/>
+      <w:lvlJc w:val="left"/>
+      <w:pPr>
+        <w:ind w:left="20" w:hanging="360"/>
+      </w:pPr>
+      <w:rPr>
+        <w:rFonts w:hint="default"/>
+      </w:rPr>
+    </w:lvl>
+    <w:lvl w:ilvl="1" w:tplc="40090019">
+      <w:start w:val="1"/>
+      <w:numFmt w:val="lowerLetter"/>
+      <w:lvlText w:val="%2."/>
+      <w:lvlJc w:val="left"/>
+      <w:pPr>
+        <w:ind w:left="740" w:hanging="360"/>
+      </w:pPr>
+    </w:lvl>
+    <w:lvl w:ilvl="2" w:tplc="4009001B" w:tentative="1">
+      <w:start w:val="1"/>
+      <w:numFmt w:val="lowerRoman"/>
+      <w:lvlText w:val="%3."/>
+      <w:lvlJc w:val="right"/>
+      <w:pPr>
+        <w:ind w:left="1460" w:hanging="180"/>
+      </w:pPr>
+    </w:lvl>
+    <w:lvl w:ilvl="3" w:tplc="4009000F" w:tentative="1">
+      <w:start w:val="1"/>
+      <w:numFmt w:val="decimal"/>
+      <w:lvlText w:val="%4."/>
+      <w:lvlJc w:val="left"/>
+      <w:pPr>
+        <w:ind w:left="2180" w:hanging="360"/>
+      </w:pPr>
+    </w:lvl>
+    <w:lvl w:ilvl="4" w:tplc="40090019" w:tentative="1">
+      <w:start w:val="1"/>
+      <w:numFmt w:val="lowerLetter"/>
+      <w:lvlText w:val="%5."/>
+      <w:lvlJc w:val="left"/>
+      <w:pPr>
+        <w:ind w:left="2900" w:hanging="360"/>
+      </w:pPr>
+    </w:lvl>
+    <w:lvl w:ilvl="5" w:tplc="4009001B" w:tentative="1">
+      <w:start w:val="1"/>
+      <w:numFmt w:val="lowerRoman"/>
+      <w:lvlText w:val="%6."/>
+      <w:lvlJc w:val="right"/>
+      <w:pPr>
+        <w:ind w:left="3620" w:hanging="180"/>
+      </w:pPr>
+    </w:lvl>
+    <w:lvl w:ilvl="6" w:tplc="4009000F" w:tentative="1">
+      <w:start w:val="1"/>
+      <w:numFmt w:val="decimal"/>
+      <w:lvlText w:val="%7."/>
+      <w:lvlJc w:val="left"/>
+      <w:pPr>
+        <w:ind w:left="4340" w:hanging="360"/>
+      </w:pPr>
+    </w:lvl>
+    <w:lvl w:ilvl="7" w:tplc="40090019" w:tentative="1">
+      <w:start w:val="1"/>
+      <w:numFmt w:val="lowerLetter"/>
+      <w:lvlText w:val="%8."/>
+      <w:lvlJc w:val="left"/>
+      <w:pPr>
+        <w:ind w:left="5060" w:hanging="360"/>
+      </w:pPr>
+    </w:lvl>
+    <w:lvl w:ilvl="8" w:tplc="4009001B" w:tentative="1">
+      <w:start w:val="1"/>
+      <w:numFmt w:val="lowerRoman"/>
+      <w:lvlText w:val="%9."/>
+      <w:lvlJc w:val="right"/>
+      <w:pPr>
+        <w:ind w:left="5780" w:hanging="180"/>
+      </w:pPr>
+    </w:lvl>
+  </w:abstractNum>
+  <w:abstractNum w:abstractNumId="13" w15:restartNumberingAfterBreak="0">
     <w:nsid w:val="5B2F5B76"/>
     <w:multiLevelType w:val="hybridMultilevel"/>
     <w:tmpl w:val="587AB6AE"/>
@@ -13063,7 +16076,120 @@
       </w:rPr>
     </w:lvl>
   </w:abstractNum>
-  <w:abstractNum w:abstractNumId="10" w15:restartNumberingAfterBreak="0">
+  <w:abstractNum w:abstractNumId="14" w15:restartNumberingAfterBreak="0">
+    <w:nsid w:val="5BEA6303"/>
+    <w:multiLevelType w:val="hybridMultilevel"/>
+    <w:tmpl w:val="59A4860C"/>
+    <w:lvl w:ilvl="0" w:tplc="40090001">
+      <w:start w:val="1"/>
+      <w:numFmt w:val="bullet"/>
+      <w:lvlText w:val=""/>
+      <w:lvlJc w:val="left"/>
+      <w:pPr>
+        <w:ind w:left="380" w:hanging="360"/>
+      </w:pPr>
+      <w:rPr>
+        <w:rFonts w:ascii="Symbol" w:hAnsi="Symbol" w:hint="default"/>
+      </w:rPr>
+    </w:lvl>
+    <w:lvl w:ilvl="1" w:tplc="40090003" w:tentative="1">
+      <w:start w:val="1"/>
+      <w:numFmt w:val="bullet"/>
+      <w:lvlText w:val="o"/>
+      <w:lvlJc w:val="left"/>
+      <w:pPr>
+        <w:ind w:left="1100" w:hanging="360"/>
+      </w:pPr>
+      <w:rPr>
+        <w:rFonts w:ascii="Courier New" w:hAnsi="Courier New" w:cs="Courier New" w:hint="default"/>
+      </w:rPr>
+    </w:lvl>
+    <w:lvl w:ilvl="2" w:tplc="40090005" w:tentative="1">
+      <w:start w:val="1"/>
+      <w:numFmt w:val="bullet"/>
+      <w:lvlText w:val=""/>
+      <w:lvlJc w:val="left"/>
+      <w:pPr>
+        <w:ind w:left="1820" w:hanging="360"/>
+      </w:pPr>
+      <w:rPr>
+        <w:rFonts w:ascii="Wingdings" w:hAnsi="Wingdings" w:hint="default"/>
+      </w:rPr>
+    </w:lvl>
+    <w:lvl w:ilvl="3" w:tplc="40090001" w:tentative="1">
+      <w:start w:val="1"/>
+      <w:numFmt w:val="bullet"/>
+      <w:lvlText w:val=""/>
+      <w:lvlJc w:val="left"/>
+      <w:pPr>
+        <w:ind w:left="2540" w:hanging="360"/>
+      </w:pPr>
+      <w:rPr>
+        <w:rFonts w:ascii="Symbol" w:hAnsi="Symbol" w:hint="default"/>
+      </w:rPr>
+    </w:lvl>
+    <w:lvl w:ilvl="4" w:tplc="40090003" w:tentative="1">
+      <w:start w:val="1"/>
+      <w:numFmt w:val="bullet"/>
+      <w:lvlText w:val="o"/>
+      <w:lvlJc w:val="left"/>
+      <w:pPr>
+        <w:ind w:left="3260" w:hanging="360"/>
+      </w:pPr>
+      <w:rPr>
+        <w:rFonts w:ascii="Courier New" w:hAnsi="Courier New" w:cs="Courier New" w:hint="default"/>
+      </w:rPr>
+    </w:lvl>
+    <w:lvl w:ilvl="5" w:tplc="40090005" w:tentative="1">
+      <w:start w:val="1"/>
+      <w:numFmt w:val="bullet"/>
+      <w:lvlText w:val=""/>
+      <w:lvlJc w:val="left"/>
+      <w:pPr>
+        <w:ind w:left="3980" w:hanging="360"/>
+      </w:pPr>
+      <w:rPr>
+        <w:rFonts w:ascii="Wingdings" w:hAnsi="Wingdings" w:hint="default"/>
+      </w:rPr>
+    </w:lvl>
+    <w:lvl w:ilvl="6" w:tplc="40090001" w:tentative="1">
+      <w:start w:val="1"/>
+      <w:numFmt w:val="bullet"/>
+      <w:lvlText w:val=""/>
+      <w:lvlJc w:val="left"/>
+      <w:pPr>
+        <w:ind w:left="4700" w:hanging="360"/>
+      </w:pPr>
+      <w:rPr>
+        <w:rFonts w:ascii="Symbol" w:hAnsi="Symbol" w:hint="default"/>
+      </w:rPr>
+    </w:lvl>
+    <w:lvl w:ilvl="7" w:tplc="40090003" w:tentative="1">
+      <w:start w:val="1"/>
+      <w:numFmt w:val="bullet"/>
+      <w:lvlText w:val="o"/>
+      <w:lvlJc w:val="left"/>
+      <w:pPr>
+        <w:ind w:left="5420" w:hanging="360"/>
+      </w:pPr>
+      <w:rPr>
+        <w:rFonts w:ascii="Courier New" w:hAnsi="Courier New" w:cs="Courier New" w:hint="default"/>
+      </w:rPr>
+    </w:lvl>
+    <w:lvl w:ilvl="8" w:tplc="40090005" w:tentative="1">
+      <w:start w:val="1"/>
+      <w:numFmt w:val="bullet"/>
+      <w:lvlText w:val=""/>
+      <w:lvlJc w:val="left"/>
+      <w:pPr>
+        <w:ind w:left="6140" w:hanging="360"/>
+      </w:pPr>
+      <w:rPr>
+        <w:rFonts w:ascii="Wingdings" w:hAnsi="Wingdings" w:hint="default"/>
+      </w:rPr>
+    </w:lvl>
+  </w:abstractNum>
+  <w:abstractNum w:abstractNumId="15" w15:restartNumberingAfterBreak="0">
     <w:nsid w:val="5C6013CD"/>
     <w:multiLevelType w:val="hybridMultilevel"/>
     <w:tmpl w:val="A0E603DC"/>
@@ -13176,7 +16302,7 @@
       </w:rPr>
     </w:lvl>
   </w:abstractNum>
-  <w:abstractNum w:abstractNumId="11" w15:restartNumberingAfterBreak="0">
+  <w:abstractNum w:abstractNumId="16" w15:restartNumberingAfterBreak="0">
     <w:nsid w:val="5E4C61A8"/>
     <w:multiLevelType w:val="hybridMultilevel"/>
     <w:tmpl w:val="A18ADD64"/>
@@ -13289,7 +16415,7 @@
       </w:rPr>
     </w:lvl>
   </w:abstractNum>
-  <w:abstractNum w:abstractNumId="12" w15:restartNumberingAfterBreak="0">
+  <w:abstractNum w:abstractNumId="17" w15:restartNumberingAfterBreak="0">
     <w:nsid w:val="632F481E"/>
     <w:multiLevelType w:val="hybridMultilevel"/>
     <w:tmpl w:val="13D88968"/>
@@ -13378,7 +16504,7 @@
       </w:pPr>
     </w:lvl>
   </w:abstractNum>
-  <w:abstractNum w:abstractNumId="13" w15:restartNumberingAfterBreak="0">
+  <w:abstractNum w:abstractNumId="18" w15:restartNumberingAfterBreak="0">
     <w:nsid w:val="69DA283D"/>
     <w:multiLevelType w:val="hybridMultilevel"/>
     <w:tmpl w:val="E9C862F6"/>
@@ -13491,7 +16617,7 @@
       </w:rPr>
     </w:lvl>
   </w:abstractNum>
-  <w:abstractNum w:abstractNumId="14" w15:restartNumberingAfterBreak="0">
+  <w:abstractNum w:abstractNumId="19" w15:restartNumberingAfterBreak="0">
     <w:nsid w:val="6F705B05"/>
     <w:multiLevelType w:val="hybridMultilevel"/>
     <w:tmpl w:val="73725E9A"/>
@@ -13580,7 +16706,156 @@
       </w:pPr>
     </w:lvl>
   </w:abstractNum>
-  <w:abstractNum w:abstractNumId="15" w15:restartNumberingAfterBreak="0">
+  <w:abstractNum w:abstractNumId="20" w15:restartNumberingAfterBreak="0">
+    <w:nsid w:val="701C3093"/>
+    <w:multiLevelType w:val="multilevel"/>
+    <w:tmpl w:val="51DE414C"/>
+    <w:lvl w:ilvl="0">
+      <w:start w:val="1"/>
+      <w:numFmt w:val="bullet"/>
+      <w:lvlText w:val=""/>
+      <w:lvlJc w:val="left"/>
+      <w:pPr>
+        <w:tabs>
+          <w:tab w:val="num" w:pos="720"/>
+        </w:tabs>
+        <w:ind w:left="720" w:hanging="360"/>
+      </w:pPr>
+      <w:rPr>
+        <w:rFonts w:ascii="Symbol" w:hAnsi="Symbol" w:hint="default"/>
+        <w:sz w:val="20"/>
+      </w:rPr>
+    </w:lvl>
+    <w:lvl w:ilvl="1" w:tentative="1">
+      <w:start w:val="1"/>
+      <w:numFmt w:val="bullet"/>
+      <w:lvlText w:val="o"/>
+      <w:lvlJc w:val="left"/>
+      <w:pPr>
+        <w:tabs>
+          <w:tab w:val="num" w:pos="1440"/>
+        </w:tabs>
+        <w:ind w:left="1440" w:hanging="360"/>
+      </w:pPr>
+      <w:rPr>
+        <w:rFonts w:ascii="Courier New" w:hAnsi="Courier New" w:hint="default"/>
+        <w:sz w:val="20"/>
+      </w:rPr>
+    </w:lvl>
+    <w:lvl w:ilvl="2" w:tentative="1">
+      <w:start w:val="1"/>
+      <w:numFmt w:val="bullet"/>
+      <w:lvlText w:val=""/>
+      <w:lvlJc w:val="left"/>
+      <w:pPr>
+        <w:tabs>
+          <w:tab w:val="num" w:pos="2160"/>
+        </w:tabs>
+        <w:ind w:left="2160" w:hanging="360"/>
+      </w:pPr>
+      <w:rPr>
+        <w:rFonts w:ascii="Wingdings" w:hAnsi="Wingdings" w:hint="default"/>
+        <w:sz w:val="20"/>
+      </w:rPr>
+    </w:lvl>
+    <w:lvl w:ilvl="3" w:tentative="1">
+      <w:start w:val="1"/>
+      <w:numFmt w:val="bullet"/>
+      <w:lvlText w:val=""/>
+      <w:lvlJc w:val="left"/>
+      <w:pPr>
+        <w:tabs>
+          <w:tab w:val="num" w:pos="2880"/>
+        </w:tabs>
+        <w:ind w:left="2880" w:hanging="360"/>
+      </w:pPr>
+      <w:rPr>
+        <w:rFonts w:ascii="Wingdings" w:hAnsi="Wingdings" w:hint="default"/>
+        <w:sz w:val="20"/>
+      </w:rPr>
+    </w:lvl>
+    <w:lvl w:ilvl="4" w:tentative="1">
+      <w:start w:val="1"/>
+      <w:numFmt w:val="bullet"/>
+      <w:lvlText w:val=""/>
+      <w:lvlJc w:val="left"/>
+      <w:pPr>
+        <w:tabs>
+          <w:tab w:val="num" w:pos="3600"/>
+        </w:tabs>
+        <w:ind w:left="3600" w:hanging="360"/>
+      </w:pPr>
+      <w:rPr>
+        <w:rFonts w:ascii="Wingdings" w:hAnsi="Wingdings" w:hint="default"/>
+        <w:sz w:val="20"/>
+      </w:rPr>
+    </w:lvl>
+    <w:lvl w:ilvl="5" w:tentative="1">
+      <w:start w:val="1"/>
+      <w:numFmt w:val="bullet"/>
+      <w:lvlText w:val=""/>
+      <w:lvlJc w:val="left"/>
+      <w:pPr>
+        <w:tabs>
+          <w:tab w:val="num" w:pos="4320"/>
+        </w:tabs>
+        <w:ind w:left="4320" w:hanging="360"/>
+      </w:pPr>
+      <w:rPr>
+        <w:rFonts w:ascii="Wingdings" w:hAnsi="Wingdings" w:hint="default"/>
+        <w:sz w:val="20"/>
+      </w:rPr>
+    </w:lvl>
+    <w:lvl w:ilvl="6" w:tentative="1">
+      <w:start w:val="1"/>
+      <w:numFmt w:val="bullet"/>
+      <w:lvlText w:val=""/>
+      <w:lvlJc w:val="left"/>
+      <w:pPr>
+        <w:tabs>
+          <w:tab w:val="num" w:pos="5040"/>
+        </w:tabs>
+        <w:ind w:left="5040" w:hanging="360"/>
+      </w:pPr>
+      <w:rPr>
+        <w:rFonts w:ascii="Wingdings" w:hAnsi="Wingdings" w:hint="default"/>
+        <w:sz w:val="20"/>
+      </w:rPr>
+    </w:lvl>
+    <w:lvl w:ilvl="7" w:tentative="1">
+      <w:start w:val="1"/>
+      <w:numFmt w:val="bullet"/>
+      <w:lvlText w:val=""/>
+      <w:lvlJc w:val="left"/>
+      <w:pPr>
+        <w:tabs>
+          <w:tab w:val="num" w:pos="5760"/>
+        </w:tabs>
+        <w:ind w:left="5760" w:hanging="360"/>
+      </w:pPr>
+      <w:rPr>
+        <w:rFonts w:ascii="Wingdings" w:hAnsi="Wingdings" w:hint="default"/>
+        <w:sz w:val="20"/>
+      </w:rPr>
+    </w:lvl>
+    <w:lvl w:ilvl="8" w:tentative="1">
+      <w:start w:val="1"/>
+      <w:numFmt w:val="bullet"/>
+      <w:lvlText w:val=""/>
+      <w:lvlJc w:val="left"/>
+      <w:pPr>
+        <w:tabs>
+          <w:tab w:val="num" w:pos="6480"/>
+        </w:tabs>
+        <w:ind w:left="6480" w:hanging="360"/>
+      </w:pPr>
+      <w:rPr>
+        <w:rFonts w:ascii="Wingdings" w:hAnsi="Wingdings" w:hint="default"/>
+        <w:sz w:val="20"/>
+      </w:rPr>
+    </w:lvl>
+  </w:abstractNum>
+  <w:abstractNum w:abstractNumId="21" w15:restartNumberingAfterBreak="0">
     <w:nsid w:val="7A722CF1"/>
     <w:multiLevelType w:val="hybridMultilevel"/>
     <w:tmpl w:val="80361308"/>
@@ -13687,6 +16962,119 @@
       <w:lvlJc w:val="left"/>
       <w:pPr>
         <w:ind w:left="6884" w:hanging="360"/>
+      </w:pPr>
+      <w:rPr>
+        <w:rFonts w:ascii="Wingdings" w:hAnsi="Wingdings" w:hint="default"/>
+      </w:rPr>
+    </w:lvl>
+  </w:abstractNum>
+  <w:abstractNum w:abstractNumId="22" w15:restartNumberingAfterBreak="0">
+    <w:nsid w:val="7F616F76"/>
+    <w:multiLevelType w:val="hybridMultilevel"/>
+    <w:tmpl w:val="630C5DF2"/>
+    <w:lvl w:ilvl="0" w:tplc="40090001">
+      <w:start w:val="1"/>
+      <w:numFmt w:val="bullet"/>
+      <w:lvlText w:val=""/>
+      <w:lvlJc w:val="left"/>
+      <w:pPr>
+        <w:ind w:left="476" w:hanging="360"/>
+      </w:pPr>
+      <w:rPr>
+        <w:rFonts w:ascii="Symbol" w:hAnsi="Symbol" w:hint="default"/>
+      </w:rPr>
+    </w:lvl>
+    <w:lvl w:ilvl="1" w:tplc="40090003" w:tentative="1">
+      <w:start w:val="1"/>
+      <w:numFmt w:val="bullet"/>
+      <w:lvlText w:val="o"/>
+      <w:lvlJc w:val="left"/>
+      <w:pPr>
+        <w:ind w:left="1196" w:hanging="360"/>
+      </w:pPr>
+      <w:rPr>
+        <w:rFonts w:ascii="Courier New" w:hAnsi="Courier New" w:cs="Courier New" w:hint="default"/>
+      </w:rPr>
+    </w:lvl>
+    <w:lvl w:ilvl="2" w:tplc="40090005" w:tentative="1">
+      <w:start w:val="1"/>
+      <w:numFmt w:val="bullet"/>
+      <w:lvlText w:val=""/>
+      <w:lvlJc w:val="left"/>
+      <w:pPr>
+        <w:ind w:left="1916" w:hanging="360"/>
+      </w:pPr>
+      <w:rPr>
+        <w:rFonts w:ascii="Wingdings" w:hAnsi="Wingdings" w:hint="default"/>
+      </w:rPr>
+    </w:lvl>
+    <w:lvl w:ilvl="3" w:tplc="40090001" w:tentative="1">
+      <w:start w:val="1"/>
+      <w:numFmt w:val="bullet"/>
+      <w:lvlText w:val=""/>
+      <w:lvlJc w:val="left"/>
+      <w:pPr>
+        <w:ind w:left="2636" w:hanging="360"/>
+      </w:pPr>
+      <w:rPr>
+        <w:rFonts w:ascii="Symbol" w:hAnsi="Symbol" w:hint="default"/>
+      </w:rPr>
+    </w:lvl>
+    <w:lvl w:ilvl="4" w:tplc="40090003" w:tentative="1">
+      <w:start w:val="1"/>
+      <w:numFmt w:val="bullet"/>
+      <w:lvlText w:val="o"/>
+      <w:lvlJc w:val="left"/>
+      <w:pPr>
+        <w:ind w:left="3356" w:hanging="360"/>
+      </w:pPr>
+      <w:rPr>
+        <w:rFonts w:ascii="Courier New" w:hAnsi="Courier New" w:cs="Courier New" w:hint="default"/>
+      </w:rPr>
+    </w:lvl>
+    <w:lvl w:ilvl="5" w:tplc="40090005" w:tentative="1">
+      <w:start w:val="1"/>
+      <w:numFmt w:val="bullet"/>
+      <w:lvlText w:val=""/>
+      <w:lvlJc w:val="left"/>
+      <w:pPr>
+        <w:ind w:left="4076" w:hanging="360"/>
+      </w:pPr>
+      <w:rPr>
+        <w:rFonts w:ascii="Wingdings" w:hAnsi="Wingdings" w:hint="default"/>
+      </w:rPr>
+    </w:lvl>
+    <w:lvl w:ilvl="6" w:tplc="40090001" w:tentative="1">
+      <w:start w:val="1"/>
+      <w:numFmt w:val="bullet"/>
+      <w:lvlText w:val=""/>
+      <w:lvlJc w:val="left"/>
+      <w:pPr>
+        <w:ind w:left="4796" w:hanging="360"/>
+      </w:pPr>
+      <w:rPr>
+        <w:rFonts w:ascii="Symbol" w:hAnsi="Symbol" w:hint="default"/>
+      </w:rPr>
+    </w:lvl>
+    <w:lvl w:ilvl="7" w:tplc="40090003" w:tentative="1">
+      <w:start w:val="1"/>
+      <w:numFmt w:val="bullet"/>
+      <w:lvlText w:val="o"/>
+      <w:lvlJc w:val="left"/>
+      <w:pPr>
+        <w:ind w:left="5516" w:hanging="360"/>
+      </w:pPr>
+      <w:rPr>
+        <w:rFonts w:ascii="Courier New" w:hAnsi="Courier New" w:cs="Courier New" w:hint="default"/>
+      </w:rPr>
+    </w:lvl>
+    <w:lvl w:ilvl="8" w:tplc="40090005" w:tentative="1">
+      <w:start w:val="1"/>
+      <w:numFmt w:val="bullet"/>
+      <w:lvlText w:val=""/>
+      <w:lvlJc w:val="left"/>
+      <w:pPr>
+        <w:ind w:left="6236" w:hanging="360"/>
       </w:pPr>
       <w:rPr>
         <w:rFonts w:ascii="Wingdings" w:hAnsi="Wingdings" w:hint="default"/>
@@ -13697,49 +17085,70 @@
     <w:abstractNumId w:val="1"/>
   </w:num>
   <w:num w:numId="2" w16cid:durableId="194076846">
-    <w:abstractNumId w:val="6"/>
+    <w:abstractNumId w:val="7"/>
   </w:num>
   <w:num w:numId="3" w16cid:durableId="1919442041">
-    <w:abstractNumId w:val="11"/>
+    <w:abstractNumId w:val="16"/>
   </w:num>
   <w:num w:numId="4" w16cid:durableId="656226907">
-    <w:abstractNumId w:val="15"/>
+    <w:abstractNumId w:val="21"/>
   </w:num>
   <w:num w:numId="5" w16cid:durableId="328218102">
-    <w:abstractNumId w:val="14"/>
+    <w:abstractNumId w:val="19"/>
   </w:num>
   <w:num w:numId="6" w16cid:durableId="1386029837">
-    <w:abstractNumId w:val="9"/>
+    <w:abstractNumId w:val="13"/>
   </w:num>
   <w:num w:numId="7" w16cid:durableId="1977251286">
-    <w:abstractNumId w:val="13"/>
+    <w:abstractNumId w:val="18"/>
   </w:num>
   <w:num w:numId="8" w16cid:durableId="1251769751">
-    <w:abstractNumId w:val="7"/>
+    <w:abstractNumId w:val="10"/>
   </w:num>
   <w:num w:numId="9" w16cid:durableId="1038555802">
-    <w:abstractNumId w:val="5"/>
+    <w:abstractNumId w:val="6"/>
   </w:num>
   <w:num w:numId="10" w16cid:durableId="1022249291">
     <w:abstractNumId w:val="0"/>
   </w:num>
   <w:num w:numId="11" w16cid:durableId="1082948280">
-    <w:abstractNumId w:val="8"/>
+    <w:abstractNumId w:val="11"/>
   </w:num>
   <w:num w:numId="12" w16cid:durableId="1980382893">
-    <w:abstractNumId w:val="4"/>
+    <w:abstractNumId w:val="5"/>
   </w:num>
   <w:num w:numId="13" w16cid:durableId="593510783">
-    <w:abstractNumId w:val="10"/>
+    <w:abstractNumId w:val="15"/>
   </w:num>
   <w:num w:numId="14" w16cid:durableId="455684252">
-    <w:abstractNumId w:val="12"/>
+    <w:abstractNumId w:val="17"/>
   </w:num>
   <w:num w:numId="15" w16cid:durableId="1322154665">
     <w:abstractNumId w:val="2"/>
   </w:num>
   <w:num w:numId="16" w16cid:durableId="373578097">
+    <w:abstractNumId w:val="4"/>
+  </w:num>
+  <w:num w:numId="17" w16cid:durableId="673336978">
+    <w:abstractNumId w:val="22"/>
+  </w:num>
+  <w:num w:numId="18" w16cid:durableId="777722730">
+    <w:abstractNumId w:val="20"/>
+  </w:num>
+  <w:num w:numId="19" w16cid:durableId="785269164">
+    <w:abstractNumId w:val="9"/>
+  </w:num>
+  <w:num w:numId="20" w16cid:durableId="738097341">
+    <w:abstractNumId w:val="8"/>
+  </w:num>
+  <w:num w:numId="21" w16cid:durableId="545727075">
+    <w:abstractNumId w:val="14"/>
+  </w:num>
+  <w:num w:numId="22" w16cid:durableId="879442950">
     <w:abstractNumId w:val="3"/>
+  </w:num>
+  <w:num w:numId="23" w16cid:durableId="1828090523">
+    <w:abstractNumId w:val="12"/>
   </w:num>
 </w:numbering>
 </file>
